--- a/CSCI 274/CSCI274 Cheat Sheet.docx
+++ b/CSCI 274/CSCI274 Cheat Sheet.docx
@@ -5,6 +5,346 @@
     <w:p>
       <w:r>
         <w:drawing>
+          <wp:anchor distT="0" distB="0" distL="114300" distR="114300" simplePos="0" relativeHeight="251719680" behindDoc="1" locked="0" layoutInCell="1" allowOverlap="1" wp14:anchorId="01551C21" wp14:editId="54B2F55E">
+            <wp:simplePos x="0" y="0"/>
+            <wp:positionH relativeFrom="margin">
+              <wp:posOffset>5525246</wp:posOffset>
+            </wp:positionH>
+            <wp:positionV relativeFrom="paragraph">
+              <wp:posOffset>5041071</wp:posOffset>
+            </wp:positionV>
+            <wp:extent cx="1266190" cy="715010"/>
+            <wp:effectExtent l="0" t="0" r="0" b="8890"/>
+            <wp:wrapTight wrapText="bothSides">
+              <wp:wrapPolygon edited="0">
+                <wp:start x="0" y="0"/>
+                <wp:lineTo x="0" y="21293"/>
+                <wp:lineTo x="21123" y="21293"/>
+                <wp:lineTo x="21123" y="0"/>
+                <wp:lineTo x="0" y="0"/>
+              </wp:wrapPolygon>
+            </wp:wrapTight>
+            <wp:docPr id="352695905" name="Picture 1" descr="A white sheet with black text&#10;&#10;Description automatically generated"/>
+            <wp:cNvGraphicFramePr>
+              <a:graphicFrameLocks xmlns:a="http://schemas.openxmlformats.org/drawingml/2006/main" noChangeAspect="1"/>
+            </wp:cNvGraphicFramePr>
+            <a:graphic xmlns:a="http://schemas.openxmlformats.org/drawingml/2006/main">
+              <a:graphicData uri="http://schemas.openxmlformats.org/drawingml/2006/picture">
+                <pic:pic xmlns:pic="http://schemas.openxmlformats.org/drawingml/2006/picture">
+                  <pic:nvPicPr>
+                    <pic:cNvPr id="352695905" name="Picture 1" descr="A white sheet with black text&#10;&#10;Description automatically generated"/>
+                    <pic:cNvPicPr/>
+                  </pic:nvPicPr>
+                  <pic:blipFill>
+                    <a:blip r:embed="rId6" cstate="print">
+                      <a:extLst>
+                        <a:ext uri="{28A0092B-C50C-407E-A947-70E740481C1C}">
+                          <a14:useLocalDpi xmlns:a14="http://schemas.microsoft.com/office/drawing/2010/main" val="0"/>
+                        </a:ext>
+                      </a:extLst>
+                    </a:blip>
+                    <a:stretch>
+                      <a:fillRect/>
+                    </a:stretch>
+                  </pic:blipFill>
+                  <pic:spPr>
+                    <a:xfrm>
+                      <a:off x="0" y="0"/>
+                      <a:ext cx="1266190" cy="715010"/>
+                    </a:xfrm>
+                    <a:prstGeom prst="rect">
+                      <a:avLst/>
+                    </a:prstGeom>
+                  </pic:spPr>
+                </pic:pic>
+              </a:graphicData>
+            </a:graphic>
+            <wp14:sizeRelH relativeFrom="margin">
+              <wp14:pctWidth>0</wp14:pctWidth>
+            </wp14:sizeRelH>
+            <wp14:sizeRelV relativeFrom="margin">
+              <wp14:pctHeight>0</wp14:pctHeight>
+            </wp14:sizeRelV>
+          </wp:anchor>
+        </w:drawing>
+      </w:r>
+      <w:r>
+        <w:rPr>
+          <w:noProof/>
+        </w:rPr>
+        <w:drawing>
+          <wp:anchor distT="0" distB="0" distL="114300" distR="114300" simplePos="0" relativeHeight="251716608" behindDoc="1" locked="0" layoutInCell="1" allowOverlap="1" wp14:anchorId="0E772F39" wp14:editId="3341B80A">
+            <wp:simplePos x="0" y="0"/>
+            <wp:positionH relativeFrom="margin">
+              <wp:posOffset>4452233</wp:posOffset>
+            </wp:positionH>
+            <wp:positionV relativeFrom="paragraph">
+              <wp:posOffset>4539781</wp:posOffset>
+            </wp:positionV>
+            <wp:extent cx="1200150" cy="641350"/>
+            <wp:effectExtent l="0" t="0" r="0" b="6350"/>
+            <wp:wrapTight wrapText="bothSides">
+              <wp:wrapPolygon edited="0">
+                <wp:start x="0" y="0"/>
+                <wp:lineTo x="0" y="21172"/>
+                <wp:lineTo x="21257" y="21172"/>
+                <wp:lineTo x="21257" y="0"/>
+                <wp:lineTo x="0" y="0"/>
+              </wp:wrapPolygon>
+            </wp:wrapTight>
+            <wp:docPr id="2116514679" name="Picture 1" descr="A white text with black text&#10;&#10;Description automatically generated"/>
+            <wp:cNvGraphicFramePr>
+              <a:graphicFrameLocks xmlns:a="http://schemas.openxmlformats.org/drawingml/2006/main" noChangeAspect="1"/>
+            </wp:cNvGraphicFramePr>
+            <a:graphic xmlns:a="http://schemas.openxmlformats.org/drawingml/2006/main">
+              <a:graphicData uri="http://schemas.openxmlformats.org/drawingml/2006/picture">
+                <pic:pic xmlns:pic="http://schemas.openxmlformats.org/drawingml/2006/picture">
+                  <pic:nvPicPr>
+                    <pic:cNvPr id="2116514679" name="Picture 1" descr="A white text with black text&#10;&#10;Description automatically generated"/>
+                    <pic:cNvPicPr/>
+                  </pic:nvPicPr>
+                  <pic:blipFill>
+                    <a:blip r:embed="rId7" cstate="print">
+                      <a:extLst>
+                        <a:ext uri="{28A0092B-C50C-407E-A947-70E740481C1C}">
+                          <a14:useLocalDpi xmlns:a14="http://schemas.microsoft.com/office/drawing/2010/main" val="0"/>
+                        </a:ext>
+                      </a:extLst>
+                    </a:blip>
+                    <a:stretch>
+                      <a:fillRect/>
+                    </a:stretch>
+                  </pic:blipFill>
+                  <pic:spPr>
+                    <a:xfrm>
+                      <a:off x="0" y="0"/>
+                      <a:ext cx="1200150" cy="641350"/>
+                    </a:xfrm>
+                    <a:prstGeom prst="rect">
+                      <a:avLst/>
+                    </a:prstGeom>
+                  </pic:spPr>
+                </pic:pic>
+              </a:graphicData>
+            </a:graphic>
+            <wp14:sizeRelH relativeFrom="margin">
+              <wp14:pctWidth>0</wp14:pctWidth>
+            </wp14:sizeRelH>
+            <wp14:sizeRelV relativeFrom="margin">
+              <wp14:pctHeight>0</wp14:pctHeight>
+            </wp14:sizeRelV>
+          </wp:anchor>
+        </w:drawing>
+      </w:r>
+      <w:r>
+        <w:rPr>
+          <w:noProof/>
+        </w:rPr>
+        <w:drawing>
+          <wp:anchor distT="0" distB="0" distL="114300" distR="114300" simplePos="0" relativeHeight="251703296" behindDoc="1" locked="0" layoutInCell="1" allowOverlap="1" wp14:anchorId="760CE17D" wp14:editId="1CB1091E">
+            <wp:simplePos x="0" y="0"/>
+            <wp:positionH relativeFrom="margin">
+              <wp:posOffset>4421256</wp:posOffset>
+            </wp:positionH>
+            <wp:positionV relativeFrom="paragraph">
+              <wp:posOffset>3666738</wp:posOffset>
+            </wp:positionV>
+            <wp:extent cx="1314450" cy="885825"/>
+            <wp:effectExtent l="0" t="0" r="0" b="9525"/>
+            <wp:wrapTight wrapText="bothSides">
+              <wp:wrapPolygon edited="0">
+                <wp:start x="0" y="0"/>
+                <wp:lineTo x="0" y="21368"/>
+                <wp:lineTo x="21287" y="21368"/>
+                <wp:lineTo x="21287" y="0"/>
+                <wp:lineTo x="0" y="0"/>
+              </wp:wrapPolygon>
+            </wp:wrapTight>
+            <wp:docPr id="695311553" name="Picture 1" descr="A computer code with black text&#10;&#10;Description automatically generated"/>
+            <wp:cNvGraphicFramePr>
+              <a:graphicFrameLocks xmlns:a="http://schemas.openxmlformats.org/drawingml/2006/main" noChangeAspect="1"/>
+            </wp:cNvGraphicFramePr>
+            <a:graphic xmlns:a="http://schemas.openxmlformats.org/drawingml/2006/main">
+              <a:graphicData uri="http://schemas.openxmlformats.org/drawingml/2006/picture">
+                <pic:pic xmlns:pic="http://schemas.openxmlformats.org/drawingml/2006/picture">
+                  <pic:nvPicPr>
+                    <pic:cNvPr id="695311553" name="Picture 1" descr="A computer code with black text&#10;&#10;Description automatically generated"/>
+                    <pic:cNvPicPr/>
+                  </pic:nvPicPr>
+                  <pic:blipFill>
+                    <a:blip r:embed="rId8">
+                      <a:extLst>
+                        <a:ext uri="{28A0092B-C50C-407E-A947-70E740481C1C}">
+                          <a14:useLocalDpi xmlns:a14="http://schemas.microsoft.com/office/drawing/2010/main" val="0"/>
+                        </a:ext>
+                      </a:extLst>
+                    </a:blip>
+                    <a:stretch>
+                      <a:fillRect/>
+                    </a:stretch>
+                  </pic:blipFill>
+                  <pic:spPr>
+                    <a:xfrm>
+                      <a:off x="0" y="0"/>
+                      <a:ext cx="1314450" cy="885825"/>
+                    </a:xfrm>
+                    <a:prstGeom prst="rect">
+                      <a:avLst/>
+                    </a:prstGeom>
+                  </pic:spPr>
+                </pic:pic>
+              </a:graphicData>
+            </a:graphic>
+            <wp14:sizeRelH relativeFrom="margin">
+              <wp14:pctWidth>0</wp14:pctWidth>
+            </wp14:sizeRelH>
+            <wp14:sizeRelV relativeFrom="margin">
+              <wp14:pctHeight>0</wp14:pctHeight>
+            </wp14:sizeRelV>
+          </wp:anchor>
+        </w:drawing>
+      </w:r>
+      <w:r>
+        <w:rPr>
+          <w:noProof/>
+        </w:rPr>
+        <w:drawing>
+          <wp:anchor distT="0" distB="0" distL="114300" distR="114300" simplePos="0" relativeHeight="251699200" behindDoc="1" locked="0" layoutInCell="1" allowOverlap="1" wp14:anchorId="3056B199" wp14:editId="077B58AB">
+            <wp:simplePos x="0" y="0"/>
+            <wp:positionH relativeFrom="margin">
+              <wp:posOffset>3538331</wp:posOffset>
+            </wp:positionH>
+            <wp:positionV relativeFrom="paragraph">
+              <wp:posOffset>2658718</wp:posOffset>
+            </wp:positionV>
+            <wp:extent cx="1428750" cy="1379855"/>
+            <wp:effectExtent l="0" t="0" r="0" b="0"/>
+            <wp:wrapTight wrapText="bothSides">
+              <wp:wrapPolygon edited="0">
+                <wp:start x="0" y="0"/>
+                <wp:lineTo x="0" y="21173"/>
+                <wp:lineTo x="21312" y="21173"/>
+                <wp:lineTo x="21312" y="0"/>
+                <wp:lineTo x="0" y="0"/>
+              </wp:wrapPolygon>
+            </wp:wrapTight>
+            <wp:docPr id="1532267814" name="Picture 1" descr="A screen shot of a computer code&#10;&#10;Description automatically generated"/>
+            <wp:cNvGraphicFramePr>
+              <a:graphicFrameLocks xmlns:a="http://schemas.openxmlformats.org/drawingml/2006/main" noChangeAspect="1"/>
+            </wp:cNvGraphicFramePr>
+            <a:graphic xmlns:a="http://schemas.openxmlformats.org/drawingml/2006/main">
+              <a:graphicData uri="http://schemas.openxmlformats.org/drawingml/2006/picture">
+                <pic:pic xmlns:pic="http://schemas.openxmlformats.org/drawingml/2006/picture">
+                  <pic:nvPicPr>
+                    <pic:cNvPr id="1532267814" name="Picture 1" descr="A screen shot of a computer code&#10;&#10;Description automatically generated"/>
+                    <pic:cNvPicPr/>
+                  </pic:nvPicPr>
+                  <pic:blipFill>
+                    <a:blip r:embed="rId9" cstate="print">
+                      <a:extLst>
+                        <a:ext uri="{28A0092B-C50C-407E-A947-70E740481C1C}">
+                          <a14:useLocalDpi xmlns:a14="http://schemas.microsoft.com/office/drawing/2010/main" val="0"/>
+                        </a:ext>
+                      </a:extLst>
+                    </a:blip>
+                    <a:stretch>
+                      <a:fillRect/>
+                    </a:stretch>
+                  </pic:blipFill>
+                  <pic:spPr>
+                    <a:xfrm>
+                      <a:off x="0" y="0"/>
+                      <a:ext cx="1428750" cy="1379855"/>
+                    </a:xfrm>
+                    <a:prstGeom prst="rect">
+                      <a:avLst/>
+                    </a:prstGeom>
+                  </pic:spPr>
+                </pic:pic>
+              </a:graphicData>
+            </a:graphic>
+            <wp14:sizeRelH relativeFrom="margin">
+              <wp14:pctWidth>0</wp14:pctWidth>
+            </wp14:sizeRelH>
+            <wp14:sizeRelV relativeFrom="margin">
+              <wp14:pctHeight>0</wp14:pctHeight>
+            </wp14:sizeRelV>
+          </wp:anchor>
+        </w:drawing>
+      </w:r>
+      <w:r>
+        <w:rPr>
+          <w:noProof/>
+        </w:rPr>
+        <w:drawing>
+          <wp:anchor distT="0" distB="0" distL="114300" distR="114300" simplePos="0" relativeHeight="251692032" behindDoc="1" locked="0" layoutInCell="1" allowOverlap="1" wp14:anchorId="4267514E" wp14:editId="17FE3383">
+            <wp:simplePos x="0" y="0"/>
+            <wp:positionH relativeFrom="page">
+              <wp:align>right</wp:align>
+            </wp:positionH>
+            <wp:positionV relativeFrom="paragraph">
+              <wp:posOffset>331719</wp:posOffset>
+            </wp:positionV>
+            <wp:extent cx="3077210" cy="1419225"/>
+            <wp:effectExtent l="0" t="0" r="8890" b="9525"/>
+            <wp:wrapTight wrapText="bothSides">
+              <wp:wrapPolygon edited="0">
+                <wp:start x="0" y="0"/>
+                <wp:lineTo x="0" y="21455"/>
+                <wp:lineTo x="21529" y="21455"/>
+                <wp:lineTo x="21529" y="0"/>
+                <wp:lineTo x="0" y="0"/>
+              </wp:wrapPolygon>
+            </wp:wrapTight>
+            <wp:docPr id="1003774694" name="Picture 1" descr="A white background with black text&#10;&#10;Description automatically generated"/>
+            <wp:cNvGraphicFramePr>
+              <a:graphicFrameLocks xmlns:a="http://schemas.openxmlformats.org/drawingml/2006/main" noChangeAspect="1"/>
+            </wp:cNvGraphicFramePr>
+            <a:graphic xmlns:a="http://schemas.openxmlformats.org/drawingml/2006/main">
+              <a:graphicData uri="http://schemas.openxmlformats.org/drawingml/2006/picture">
+                <pic:pic xmlns:pic="http://schemas.openxmlformats.org/drawingml/2006/picture">
+                  <pic:nvPicPr>
+                    <pic:cNvPr id="1003774694" name="Picture 1" descr="A white background with black text&#10;&#10;Description automatically generated"/>
+                    <pic:cNvPicPr/>
+                  </pic:nvPicPr>
+                  <pic:blipFill>
+                    <a:blip r:embed="rId10">
+                      <a:extLst>
+                        <a:ext uri="{28A0092B-C50C-407E-A947-70E740481C1C}">
+                          <a14:useLocalDpi xmlns:a14="http://schemas.microsoft.com/office/drawing/2010/main" val="0"/>
+                        </a:ext>
+                      </a:extLst>
+                    </a:blip>
+                    <a:stretch>
+                      <a:fillRect/>
+                    </a:stretch>
+                  </pic:blipFill>
+                  <pic:spPr>
+                    <a:xfrm>
+                      <a:off x="0" y="0"/>
+                      <a:ext cx="3077210" cy="1419225"/>
+                    </a:xfrm>
+                    <a:prstGeom prst="rect">
+                      <a:avLst/>
+                    </a:prstGeom>
+                  </pic:spPr>
+                </pic:pic>
+              </a:graphicData>
+            </a:graphic>
+            <wp14:sizeRelH relativeFrom="margin">
+              <wp14:pctWidth>0</wp14:pctWidth>
+            </wp14:sizeRelH>
+            <wp14:sizeRelV relativeFrom="margin">
+              <wp14:pctHeight>0</wp14:pctHeight>
+            </wp14:sizeRelV>
+          </wp:anchor>
+        </w:drawing>
+      </w:r>
+      <w:r>
+        <w:rPr>
+          <w:noProof/>
+        </w:rPr>
+        <w:drawing>
           <wp:anchor distT="0" distB="0" distL="114300" distR="114300" simplePos="0" relativeHeight="251702272" behindDoc="1" locked="0" layoutInCell="1" allowOverlap="1" wp14:anchorId="28E1B1E0" wp14:editId="7C19D9B7">
             <wp:simplePos x="0" y="0"/>
             <wp:positionH relativeFrom="page">
@@ -36,7 +376,7 @@
                     <pic:cNvPicPr/>
                   </pic:nvPicPr>
                   <pic:blipFill>
-                    <a:blip r:embed="rId6">
+                    <a:blip r:embed="rId11">
                       <a:extLst>
                         <a:ext uri="{28A0092B-C50C-407E-A947-70E740481C1C}">
                           <a14:useLocalDpi xmlns:a14="http://schemas.microsoft.com/office/drawing/2010/main" val="0"/>
@@ -69,73 +409,11 @@
         </w:drawing>
       </w:r>
       <w:r>
-        <w:drawing>
-          <wp:anchor distT="0" distB="0" distL="114300" distR="114300" simplePos="0" relativeHeight="251699200" behindDoc="1" locked="0" layoutInCell="1" allowOverlap="1" wp14:anchorId="3056B199" wp14:editId="1D9282ED">
-            <wp:simplePos x="0" y="0"/>
-            <wp:positionH relativeFrom="margin">
-              <wp:posOffset>3657600</wp:posOffset>
-            </wp:positionH>
-            <wp:positionV relativeFrom="paragraph">
-              <wp:posOffset>2857500</wp:posOffset>
-            </wp:positionV>
-            <wp:extent cx="1428750" cy="1379855"/>
-            <wp:effectExtent l="0" t="0" r="0" b="0"/>
-            <wp:wrapTight wrapText="bothSides">
-              <wp:wrapPolygon edited="0">
-                <wp:start x="0" y="0"/>
-                <wp:lineTo x="0" y="21173"/>
-                <wp:lineTo x="21312" y="21173"/>
-                <wp:lineTo x="21312" y="0"/>
-                <wp:lineTo x="0" y="0"/>
-              </wp:wrapPolygon>
-            </wp:wrapTight>
-            <wp:docPr id="1532267814" name="Picture 1" descr="A screen shot of a computer code&#10;&#10;Description automatically generated"/>
-            <wp:cNvGraphicFramePr>
-              <a:graphicFrameLocks xmlns:a="http://schemas.openxmlformats.org/drawingml/2006/main" noChangeAspect="1"/>
-            </wp:cNvGraphicFramePr>
-            <a:graphic xmlns:a="http://schemas.openxmlformats.org/drawingml/2006/main">
-              <a:graphicData uri="http://schemas.openxmlformats.org/drawingml/2006/picture">
-                <pic:pic xmlns:pic="http://schemas.openxmlformats.org/drawingml/2006/picture">
-                  <pic:nvPicPr>
-                    <pic:cNvPr id="1532267814" name="Picture 1" descr="A screen shot of a computer code&#10;&#10;Description automatically generated"/>
-                    <pic:cNvPicPr/>
-                  </pic:nvPicPr>
-                  <pic:blipFill>
-                    <a:blip r:embed="rId7" cstate="print">
-                      <a:extLst>
-                        <a:ext uri="{28A0092B-C50C-407E-A947-70E740481C1C}">
-                          <a14:useLocalDpi xmlns:a14="http://schemas.microsoft.com/office/drawing/2010/main" val="0"/>
-                        </a:ext>
-                      </a:extLst>
-                    </a:blip>
-                    <a:stretch>
-                      <a:fillRect/>
-                    </a:stretch>
-                  </pic:blipFill>
-                  <pic:spPr>
-                    <a:xfrm>
-                      <a:off x="0" y="0"/>
-                      <a:ext cx="1428750" cy="1379855"/>
-                    </a:xfrm>
-                    <a:prstGeom prst="rect">
-                      <a:avLst/>
-                    </a:prstGeom>
-                  </pic:spPr>
-                </pic:pic>
-              </a:graphicData>
-            </a:graphic>
-            <wp14:sizeRelH relativeFrom="margin">
-              <wp14:pctWidth>0</wp14:pctWidth>
-            </wp14:sizeRelH>
-            <wp14:sizeRelV relativeFrom="margin">
-              <wp14:pctHeight>0</wp14:pctHeight>
-            </wp14:sizeRelV>
-          </wp:anchor>
-        </w:drawing>
-      </w:r>
-      <w:r>
-        <w:drawing>
-          <wp:anchor distT="0" distB="0" distL="114300" distR="114300" simplePos="0" relativeHeight="251695104" behindDoc="1" locked="0" layoutInCell="1" allowOverlap="1" wp14:anchorId="763199CB" wp14:editId="6F4AA46B">
+        <w:rPr>
+          <w:noProof/>
+        </w:rPr>
+        <w:drawing>
+          <wp:anchor distT="0" distB="0" distL="114300" distR="114300" simplePos="0" relativeHeight="251695104" behindDoc="1" locked="0" layoutInCell="1" allowOverlap="1" wp14:anchorId="763199CB" wp14:editId="250B0814">
             <wp:simplePos x="0" y="0"/>
             <wp:positionH relativeFrom="margin">
               <wp:posOffset>5248275</wp:posOffset>
@@ -166,7 +444,7 @@
                     <pic:cNvPicPr/>
                   </pic:nvPicPr>
                   <pic:blipFill>
-                    <a:blip r:embed="rId8" cstate="print">
+                    <a:blip r:embed="rId12" cstate="print">
                       <a:extLst>
                         <a:ext uri="{28A0092B-C50C-407E-A947-70E740481C1C}">
                           <a14:useLocalDpi xmlns:a14="http://schemas.microsoft.com/office/drawing/2010/main" val="0"/>
@@ -199,71 +477,9 @@
         </w:drawing>
       </w:r>
       <w:r>
-        <w:drawing>
-          <wp:anchor distT="0" distB="0" distL="114300" distR="114300" simplePos="0" relativeHeight="251692032" behindDoc="1" locked="0" layoutInCell="1" allowOverlap="1" wp14:anchorId="4267514E" wp14:editId="490A6E95">
-            <wp:simplePos x="0" y="0"/>
-            <wp:positionH relativeFrom="page">
-              <wp:align>right</wp:align>
-            </wp:positionH>
-            <wp:positionV relativeFrom="paragraph">
-              <wp:posOffset>371475</wp:posOffset>
-            </wp:positionV>
-            <wp:extent cx="3077210" cy="1419225"/>
-            <wp:effectExtent l="0" t="0" r="8890" b="9525"/>
-            <wp:wrapTight wrapText="bothSides">
-              <wp:wrapPolygon edited="0">
-                <wp:start x="0" y="0"/>
-                <wp:lineTo x="0" y="21455"/>
-                <wp:lineTo x="21529" y="21455"/>
-                <wp:lineTo x="21529" y="0"/>
-                <wp:lineTo x="0" y="0"/>
-              </wp:wrapPolygon>
-            </wp:wrapTight>
-            <wp:docPr id="1003774694" name="Picture 1" descr="A white background with black text&#10;&#10;Description automatically generated"/>
-            <wp:cNvGraphicFramePr>
-              <a:graphicFrameLocks xmlns:a="http://schemas.openxmlformats.org/drawingml/2006/main" noChangeAspect="1"/>
-            </wp:cNvGraphicFramePr>
-            <a:graphic xmlns:a="http://schemas.openxmlformats.org/drawingml/2006/main">
-              <a:graphicData uri="http://schemas.openxmlformats.org/drawingml/2006/picture">
-                <pic:pic xmlns:pic="http://schemas.openxmlformats.org/drawingml/2006/picture">
-                  <pic:nvPicPr>
-                    <pic:cNvPr id="1003774694" name="Picture 1" descr="A white background with black text&#10;&#10;Description automatically generated"/>
-                    <pic:cNvPicPr/>
-                  </pic:nvPicPr>
-                  <pic:blipFill>
-                    <a:blip r:embed="rId9">
-                      <a:extLst>
-                        <a:ext uri="{28A0092B-C50C-407E-A947-70E740481C1C}">
-                          <a14:useLocalDpi xmlns:a14="http://schemas.microsoft.com/office/drawing/2010/main" val="0"/>
-                        </a:ext>
-                      </a:extLst>
-                    </a:blip>
-                    <a:stretch>
-                      <a:fillRect/>
-                    </a:stretch>
-                  </pic:blipFill>
-                  <pic:spPr>
-                    <a:xfrm>
-                      <a:off x="0" y="0"/>
-                      <a:ext cx="3077210" cy="1419225"/>
-                    </a:xfrm>
-                    <a:prstGeom prst="rect">
-                      <a:avLst/>
-                    </a:prstGeom>
-                  </pic:spPr>
-                </pic:pic>
-              </a:graphicData>
-            </a:graphic>
-            <wp14:sizeRelH relativeFrom="margin">
-              <wp14:pctWidth>0</wp14:pctWidth>
-            </wp14:sizeRelH>
-            <wp14:sizeRelV relativeFrom="margin">
-              <wp14:pctHeight>0</wp14:pctHeight>
-            </wp14:sizeRelV>
-          </wp:anchor>
-        </w:drawing>
-      </w:r>
-      <w:r>
+        <w:rPr>
+          <w:noProof/>
+        </w:rPr>
         <w:drawing>
           <wp:anchor distT="0" distB="0" distL="114300" distR="114300" simplePos="0" relativeHeight="251689984" behindDoc="1" locked="0" layoutInCell="1" allowOverlap="1" wp14:anchorId="39027E9B" wp14:editId="419B2971">
             <wp:simplePos x="0" y="0"/>
@@ -296,7 +512,7 @@
                     <pic:cNvPicPr/>
                   </pic:nvPicPr>
                   <pic:blipFill>
-                    <a:blip r:embed="rId10" cstate="print">
+                    <a:blip r:embed="rId13" cstate="print">
                       <a:extLst>
                         <a:ext uri="{28A0092B-C50C-407E-A947-70E740481C1C}">
                           <a14:useLocalDpi xmlns:a14="http://schemas.microsoft.com/office/drawing/2010/main" val="0"/>
@@ -332,7 +548,406 @@
     <w:p>
       <w:r>
         <w:drawing>
-          <wp:anchor distT="0" distB="0" distL="114300" distR="114300" simplePos="0" relativeHeight="251718656" behindDoc="1" locked="0" layoutInCell="1" allowOverlap="1" wp14:anchorId="4C5A9414" wp14:editId="7D16ABE7">
+          <wp:anchor distT="0" distB="0" distL="114300" distR="114300" simplePos="0" relativeHeight="251723776" behindDoc="1" locked="0" layoutInCell="1" allowOverlap="1" wp14:anchorId="08674163" wp14:editId="107AEAF3">
+            <wp:simplePos x="0" y="0"/>
+            <wp:positionH relativeFrom="column">
+              <wp:posOffset>-700129</wp:posOffset>
+            </wp:positionH>
+            <wp:positionV relativeFrom="paragraph">
+              <wp:posOffset>4333406</wp:posOffset>
+            </wp:positionV>
+            <wp:extent cx="2512060" cy="447040"/>
+            <wp:effectExtent l="0" t="0" r="2540" b="0"/>
+            <wp:wrapTight wrapText="bothSides">
+              <wp:wrapPolygon edited="0">
+                <wp:start x="0" y="0"/>
+                <wp:lineTo x="0" y="20250"/>
+                <wp:lineTo x="21458" y="20250"/>
+                <wp:lineTo x="21458" y="0"/>
+                <wp:lineTo x="0" y="0"/>
+              </wp:wrapPolygon>
+            </wp:wrapTight>
+            <wp:docPr id="1241787965" name="Picture 1" descr="A close-up of a pattern&#10;&#10;Description automatically generated"/>
+            <wp:cNvGraphicFramePr>
+              <a:graphicFrameLocks xmlns:a="http://schemas.openxmlformats.org/drawingml/2006/main" noChangeAspect="1"/>
+            </wp:cNvGraphicFramePr>
+            <a:graphic xmlns:a="http://schemas.openxmlformats.org/drawingml/2006/main">
+              <a:graphicData uri="http://schemas.openxmlformats.org/drawingml/2006/picture">
+                <pic:pic xmlns:pic="http://schemas.openxmlformats.org/drawingml/2006/picture">
+                  <pic:nvPicPr>
+                    <pic:cNvPr id="1241787965" name="Picture 1" descr="A close-up of a pattern&#10;&#10;Description automatically generated"/>
+                    <pic:cNvPicPr/>
+                  </pic:nvPicPr>
+                  <pic:blipFill>
+                    <a:blip r:embed="rId14" cstate="print">
+                      <a:extLst>
+                        <a:ext uri="{28A0092B-C50C-407E-A947-70E740481C1C}">
+                          <a14:useLocalDpi xmlns:a14="http://schemas.microsoft.com/office/drawing/2010/main" val="0"/>
+                        </a:ext>
+                      </a:extLst>
+                    </a:blip>
+                    <a:stretch>
+                      <a:fillRect/>
+                    </a:stretch>
+                  </pic:blipFill>
+                  <pic:spPr>
+                    <a:xfrm>
+                      <a:off x="0" y="0"/>
+                      <a:ext cx="2512060" cy="447040"/>
+                    </a:xfrm>
+                    <a:prstGeom prst="rect">
+                      <a:avLst/>
+                    </a:prstGeom>
+                  </pic:spPr>
+                </pic:pic>
+              </a:graphicData>
+            </a:graphic>
+            <wp14:sizeRelH relativeFrom="margin">
+              <wp14:pctWidth>0</wp14:pctWidth>
+            </wp14:sizeRelH>
+            <wp14:sizeRelV relativeFrom="margin">
+              <wp14:pctHeight>0</wp14:pctHeight>
+            </wp14:sizeRelV>
+          </wp:anchor>
+        </w:drawing>
+      </w:r>
+      <w:r>
+        <w:rPr>
+          <w:noProof/>
+        </w:rPr>
+        <w:drawing>
+          <wp:anchor distT="0" distB="0" distL="114300" distR="114300" simplePos="0" relativeHeight="251696128" behindDoc="1" locked="0" layoutInCell="1" allowOverlap="1" wp14:anchorId="24F2782F" wp14:editId="489B7F99">
+            <wp:simplePos x="0" y="0"/>
+            <wp:positionH relativeFrom="margin">
+              <wp:posOffset>-871910</wp:posOffset>
+            </wp:positionH>
+            <wp:positionV relativeFrom="paragraph">
+              <wp:posOffset>3236982</wp:posOffset>
+            </wp:positionV>
+            <wp:extent cx="1929130" cy="1120775"/>
+            <wp:effectExtent l="0" t="0" r="0" b="3175"/>
+            <wp:wrapTight wrapText="bothSides">
+              <wp:wrapPolygon edited="0">
+                <wp:start x="0" y="0"/>
+                <wp:lineTo x="0" y="21294"/>
+                <wp:lineTo x="21330" y="21294"/>
+                <wp:lineTo x="21330" y="0"/>
+                <wp:lineTo x="0" y="0"/>
+              </wp:wrapPolygon>
+            </wp:wrapTight>
+            <wp:docPr id="1226973689" name="Picture 1" descr="A white background with red and green text&#10;&#10;Description automatically generated"/>
+            <wp:cNvGraphicFramePr>
+              <a:graphicFrameLocks xmlns:a="http://schemas.openxmlformats.org/drawingml/2006/main" noChangeAspect="1"/>
+            </wp:cNvGraphicFramePr>
+            <a:graphic xmlns:a="http://schemas.openxmlformats.org/drawingml/2006/main">
+              <a:graphicData uri="http://schemas.openxmlformats.org/drawingml/2006/picture">
+                <pic:pic xmlns:pic="http://schemas.openxmlformats.org/drawingml/2006/picture">
+                  <pic:nvPicPr>
+                    <pic:cNvPr id="1226973689" name="Picture 1" descr="A white background with red and green text&#10;&#10;Description automatically generated"/>
+                    <pic:cNvPicPr/>
+                  </pic:nvPicPr>
+                  <pic:blipFill>
+                    <a:blip r:embed="rId15" cstate="print">
+                      <a:extLst>
+                        <a:ext uri="{28A0092B-C50C-407E-A947-70E740481C1C}">
+                          <a14:useLocalDpi xmlns:a14="http://schemas.microsoft.com/office/drawing/2010/main" val="0"/>
+                        </a:ext>
+                      </a:extLst>
+                    </a:blip>
+                    <a:stretch>
+                      <a:fillRect/>
+                    </a:stretch>
+                  </pic:blipFill>
+                  <pic:spPr>
+                    <a:xfrm>
+                      <a:off x="0" y="0"/>
+                      <a:ext cx="1929130" cy="1120775"/>
+                    </a:xfrm>
+                    <a:prstGeom prst="rect">
+                      <a:avLst/>
+                    </a:prstGeom>
+                  </pic:spPr>
+                </pic:pic>
+              </a:graphicData>
+            </a:graphic>
+            <wp14:sizeRelH relativeFrom="margin">
+              <wp14:pctWidth>0</wp14:pctWidth>
+            </wp14:sizeRelH>
+            <wp14:sizeRelV relativeFrom="margin">
+              <wp14:pctHeight>0</wp14:pctHeight>
+            </wp14:sizeRelV>
+          </wp:anchor>
+        </w:drawing>
+      </w:r>
+      <w:r>
+        <w:drawing>
+          <wp:anchor distT="0" distB="0" distL="114300" distR="114300" simplePos="0" relativeHeight="251722752" behindDoc="1" locked="0" layoutInCell="1" allowOverlap="1" wp14:anchorId="7587D733" wp14:editId="2CED286C">
+            <wp:simplePos x="0" y="0"/>
+            <wp:positionH relativeFrom="page">
+              <wp:posOffset>128353</wp:posOffset>
+            </wp:positionH>
+            <wp:positionV relativeFrom="paragraph">
+              <wp:posOffset>7387093</wp:posOffset>
+            </wp:positionV>
+            <wp:extent cx="2388235" cy="492760"/>
+            <wp:effectExtent l="0" t="0" r="0" b="2540"/>
+            <wp:wrapTight wrapText="bothSides">
+              <wp:wrapPolygon edited="0">
+                <wp:start x="0" y="0"/>
+                <wp:lineTo x="0" y="20876"/>
+                <wp:lineTo x="21365" y="20876"/>
+                <wp:lineTo x="21365" y="0"/>
+                <wp:lineTo x="0" y="0"/>
+              </wp:wrapPolygon>
+            </wp:wrapTight>
+            <wp:docPr id="1533145798" name="Picture 1" descr="A close up of a message&#10;&#10;Description automatically generated"/>
+            <wp:cNvGraphicFramePr>
+              <a:graphicFrameLocks xmlns:a="http://schemas.openxmlformats.org/drawingml/2006/main" noChangeAspect="1"/>
+            </wp:cNvGraphicFramePr>
+            <a:graphic xmlns:a="http://schemas.openxmlformats.org/drawingml/2006/main">
+              <a:graphicData uri="http://schemas.openxmlformats.org/drawingml/2006/picture">
+                <pic:pic xmlns:pic="http://schemas.openxmlformats.org/drawingml/2006/picture">
+                  <pic:nvPicPr>
+                    <pic:cNvPr id="1533145798" name="Picture 1" descr="A close up of a message&#10;&#10;Description automatically generated"/>
+                    <pic:cNvPicPr/>
+                  </pic:nvPicPr>
+                  <pic:blipFill>
+                    <a:blip r:embed="rId16" cstate="print">
+                      <a:extLst>
+                        <a:ext uri="{28A0092B-C50C-407E-A947-70E740481C1C}">
+                          <a14:useLocalDpi xmlns:a14="http://schemas.microsoft.com/office/drawing/2010/main" val="0"/>
+                        </a:ext>
+                      </a:extLst>
+                    </a:blip>
+                    <a:stretch>
+                      <a:fillRect/>
+                    </a:stretch>
+                  </pic:blipFill>
+                  <pic:spPr>
+                    <a:xfrm>
+                      <a:off x="0" y="0"/>
+                      <a:ext cx="2388235" cy="492760"/>
+                    </a:xfrm>
+                    <a:prstGeom prst="rect">
+                      <a:avLst/>
+                    </a:prstGeom>
+                  </pic:spPr>
+                </pic:pic>
+              </a:graphicData>
+            </a:graphic>
+            <wp14:sizeRelH relativeFrom="margin">
+              <wp14:pctWidth>0</wp14:pctWidth>
+            </wp14:sizeRelH>
+            <wp14:sizeRelV relativeFrom="margin">
+              <wp14:pctHeight>0</wp14:pctHeight>
+            </wp14:sizeRelV>
+          </wp:anchor>
+        </w:drawing>
+      </w:r>
+      <w:r>
+        <w:drawing>
+          <wp:anchor distT="0" distB="0" distL="114300" distR="114300" simplePos="0" relativeHeight="251721728" behindDoc="1" locked="0" layoutInCell="1" allowOverlap="1" wp14:anchorId="052FFB9A" wp14:editId="1412B66D">
+            <wp:simplePos x="0" y="0"/>
+            <wp:positionH relativeFrom="page">
+              <wp:posOffset>5484744</wp:posOffset>
+            </wp:positionH>
+            <wp:positionV relativeFrom="paragraph">
+              <wp:posOffset>6668466</wp:posOffset>
+            </wp:positionV>
+            <wp:extent cx="2240115" cy="747423"/>
+            <wp:effectExtent l="0" t="0" r="8255" b="0"/>
+            <wp:wrapTight wrapText="bothSides">
+              <wp:wrapPolygon edited="0">
+                <wp:start x="0" y="0"/>
+                <wp:lineTo x="0" y="20921"/>
+                <wp:lineTo x="21496" y="20921"/>
+                <wp:lineTo x="21496" y="0"/>
+                <wp:lineTo x="0" y="0"/>
+              </wp:wrapPolygon>
+            </wp:wrapTight>
+            <wp:docPr id="1969847960" name="Picture 1" descr="A screenshot of a computer&#10;&#10;Description automatically generated"/>
+            <wp:cNvGraphicFramePr>
+              <a:graphicFrameLocks xmlns:a="http://schemas.openxmlformats.org/drawingml/2006/main" noChangeAspect="1"/>
+            </wp:cNvGraphicFramePr>
+            <a:graphic xmlns:a="http://schemas.openxmlformats.org/drawingml/2006/main">
+              <a:graphicData uri="http://schemas.openxmlformats.org/drawingml/2006/picture">
+                <pic:pic xmlns:pic="http://schemas.openxmlformats.org/drawingml/2006/picture">
+                  <pic:nvPicPr>
+                    <pic:cNvPr id="1969847960" name="Picture 1" descr="A screenshot of a computer&#10;&#10;Description automatically generated"/>
+                    <pic:cNvPicPr/>
+                  </pic:nvPicPr>
+                  <pic:blipFill>
+                    <a:blip r:embed="rId17" cstate="print">
+                      <a:extLst>
+                        <a:ext uri="{28A0092B-C50C-407E-A947-70E740481C1C}">
+                          <a14:useLocalDpi xmlns:a14="http://schemas.microsoft.com/office/drawing/2010/main" val="0"/>
+                        </a:ext>
+                      </a:extLst>
+                    </a:blip>
+                    <a:stretch>
+                      <a:fillRect/>
+                    </a:stretch>
+                  </pic:blipFill>
+                  <pic:spPr>
+                    <a:xfrm>
+                      <a:off x="0" y="0"/>
+                      <a:ext cx="2240115" cy="747423"/>
+                    </a:xfrm>
+                    <a:prstGeom prst="rect">
+                      <a:avLst/>
+                    </a:prstGeom>
+                  </pic:spPr>
+                </pic:pic>
+              </a:graphicData>
+            </a:graphic>
+            <wp14:sizeRelH relativeFrom="margin">
+              <wp14:pctWidth>0</wp14:pctWidth>
+            </wp14:sizeRelH>
+            <wp14:sizeRelV relativeFrom="margin">
+              <wp14:pctHeight>0</wp14:pctHeight>
+            </wp14:sizeRelV>
+          </wp:anchor>
+        </w:drawing>
+      </w:r>
+      <w:r>
+        <w:drawing>
+          <wp:anchor distT="0" distB="0" distL="114300" distR="114300" simplePos="0" relativeHeight="251720704" behindDoc="1" locked="0" layoutInCell="1" allowOverlap="1" wp14:anchorId="3E67B96F" wp14:editId="56805391">
+            <wp:simplePos x="0" y="0"/>
+            <wp:positionH relativeFrom="column">
+              <wp:posOffset>2409107</wp:posOffset>
+            </wp:positionH>
+            <wp:positionV relativeFrom="paragraph">
+              <wp:posOffset>6648615</wp:posOffset>
+            </wp:positionV>
+            <wp:extent cx="2178050" cy="946785"/>
+            <wp:effectExtent l="0" t="0" r="0" b="5715"/>
+            <wp:wrapTight wrapText="bothSides">
+              <wp:wrapPolygon edited="0">
+                <wp:start x="0" y="0"/>
+                <wp:lineTo x="0" y="21296"/>
+                <wp:lineTo x="21348" y="21296"/>
+                <wp:lineTo x="21348" y="0"/>
+                <wp:lineTo x="0" y="0"/>
+              </wp:wrapPolygon>
+            </wp:wrapTight>
+            <wp:docPr id="1705093724" name="Picture 1" descr="A screenshot of a computer&#10;&#10;Description automatically generated"/>
+            <wp:cNvGraphicFramePr>
+              <a:graphicFrameLocks xmlns:a="http://schemas.openxmlformats.org/drawingml/2006/main" noChangeAspect="1"/>
+            </wp:cNvGraphicFramePr>
+            <a:graphic xmlns:a="http://schemas.openxmlformats.org/drawingml/2006/main">
+              <a:graphicData uri="http://schemas.openxmlformats.org/drawingml/2006/picture">
+                <pic:pic xmlns:pic="http://schemas.openxmlformats.org/drawingml/2006/picture">
+                  <pic:nvPicPr>
+                    <pic:cNvPr id="1705093724" name="Picture 1" descr="A screenshot of a computer&#10;&#10;Description automatically generated"/>
+                    <pic:cNvPicPr/>
+                  </pic:nvPicPr>
+                  <pic:blipFill>
+                    <a:blip r:embed="rId18" cstate="print">
+                      <a:extLst>
+                        <a:ext uri="{28A0092B-C50C-407E-A947-70E740481C1C}">
+                          <a14:useLocalDpi xmlns:a14="http://schemas.microsoft.com/office/drawing/2010/main" val="0"/>
+                        </a:ext>
+                      </a:extLst>
+                    </a:blip>
+                    <a:stretch>
+                      <a:fillRect/>
+                    </a:stretch>
+                  </pic:blipFill>
+                  <pic:spPr>
+                    <a:xfrm>
+                      <a:off x="0" y="0"/>
+                      <a:ext cx="2178050" cy="946785"/>
+                    </a:xfrm>
+                    <a:prstGeom prst="rect">
+                      <a:avLst/>
+                    </a:prstGeom>
+                  </pic:spPr>
+                </pic:pic>
+              </a:graphicData>
+            </a:graphic>
+            <wp14:sizeRelH relativeFrom="margin">
+              <wp14:pctWidth>0</wp14:pctWidth>
+            </wp14:sizeRelH>
+            <wp14:sizeRelV relativeFrom="margin">
+              <wp14:pctHeight>0</wp14:pctHeight>
+            </wp14:sizeRelV>
+          </wp:anchor>
+        </w:drawing>
+      </w:r>
+      <w:r>
+        <w:rPr>
+          <w:noProof/>
+        </w:rPr>
+        <w:drawing>
+          <wp:anchor distT="0" distB="0" distL="114300" distR="114300" simplePos="0" relativeHeight="251704320" behindDoc="1" locked="0" layoutInCell="1" allowOverlap="1" wp14:anchorId="40316B29" wp14:editId="736C4EEE">
+            <wp:simplePos x="0" y="0"/>
+            <wp:positionH relativeFrom="margin">
+              <wp:posOffset>5881811</wp:posOffset>
+            </wp:positionH>
+            <wp:positionV relativeFrom="paragraph">
+              <wp:posOffset>3909916</wp:posOffset>
+            </wp:positionV>
+            <wp:extent cx="771525" cy="600075"/>
+            <wp:effectExtent l="0" t="0" r="9525" b="9525"/>
+            <wp:wrapTight wrapText="bothSides">
+              <wp:wrapPolygon edited="0">
+                <wp:start x="0" y="0"/>
+                <wp:lineTo x="0" y="21257"/>
+                <wp:lineTo x="21333" y="21257"/>
+                <wp:lineTo x="21333" y="0"/>
+                <wp:lineTo x="0" y="0"/>
+              </wp:wrapPolygon>
+            </wp:wrapTight>
+            <wp:docPr id="217847587" name="Picture 1" descr="A group of black text&#10;&#10;Description automatically generated"/>
+            <wp:cNvGraphicFramePr>
+              <a:graphicFrameLocks xmlns:a="http://schemas.openxmlformats.org/drawingml/2006/main" noChangeAspect="1"/>
+            </wp:cNvGraphicFramePr>
+            <a:graphic xmlns:a="http://schemas.openxmlformats.org/drawingml/2006/main">
+              <a:graphicData uri="http://schemas.openxmlformats.org/drawingml/2006/picture">
+                <pic:pic xmlns:pic="http://schemas.openxmlformats.org/drawingml/2006/picture">
+                  <pic:nvPicPr>
+                    <pic:cNvPr id="217847587" name="Picture 1" descr="A group of black text&#10;&#10;Description automatically generated"/>
+                    <pic:cNvPicPr/>
+                  </pic:nvPicPr>
+                  <pic:blipFill>
+                    <a:blip r:embed="rId19">
+                      <a:extLst>
+                        <a:ext uri="{28A0092B-C50C-407E-A947-70E740481C1C}">
+                          <a14:useLocalDpi xmlns:a14="http://schemas.microsoft.com/office/drawing/2010/main" val="0"/>
+                        </a:ext>
+                      </a:extLst>
+                    </a:blip>
+                    <a:stretch>
+                      <a:fillRect/>
+                    </a:stretch>
+                  </pic:blipFill>
+                  <pic:spPr>
+                    <a:xfrm>
+                      <a:off x="0" y="0"/>
+                      <a:ext cx="771525" cy="600075"/>
+                    </a:xfrm>
+                    <a:prstGeom prst="rect">
+                      <a:avLst/>
+                    </a:prstGeom>
+                  </pic:spPr>
+                </pic:pic>
+              </a:graphicData>
+            </a:graphic>
+            <wp14:sizeRelH relativeFrom="margin">
+              <wp14:pctWidth>0</wp14:pctWidth>
+            </wp14:sizeRelH>
+            <wp14:sizeRelV relativeFrom="margin">
+              <wp14:pctHeight>0</wp14:pctHeight>
+            </wp14:sizeRelV>
+          </wp:anchor>
+        </w:drawing>
+      </w:r>
+      <w:r>
+        <w:rPr>
+          <w:noProof/>
+        </w:rPr>
+        <w:drawing>
+          <wp:anchor distT="0" distB="0" distL="114300" distR="114300" simplePos="0" relativeHeight="251718656" behindDoc="1" locked="0" layoutInCell="1" allowOverlap="1" wp14:anchorId="4C5A9414" wp14:editId="43015447">
             <wp:simplePos x="0" y="0"/>
             <wp:positionH relativeFrom="margin">
               <wp:posOffset>4524375</wp:posOffset>
@@ -363,7 +978,7 @@
                     <pic:cNvPicPr/>
                   </pic:nvPicPr>
                   <pic:blipFill>
-                    <a:blip r:embed="rId11" cstate="print">
+                    <a:blip r:embed="rId20" cstate="print">
                       <a:extLst>
                         <a:ext uri="{28A0092B-C50C-407E-A947-70E740481C1C}">
                           <a14:useLocalDpi xmlns:a14="http://schemas.microsoft.com/office/drawing/2010/main" val="0"/>
@@ -396,8 +1011,11 @@
         </w:drawing>
       </w:r>
       <w:r>
-        <w:drawing>
-          <wp:anchor distT="0" distB="0" distL="114300" distR="114300" simplePos="0" relativeHeight="251717632" behindDoc="1" locked="0" layoutInCell="1" allowOverlap="1" wp14:anchorId="5661B59B" wp14:editId="0C5A3E5A">
+        <w:rPr>
+          <w:noProof/>
+        </w:rPr>
+        <w:drawing>
+          <wp:anchor distT="0" distB="0" distL="114300" distR="114300" simplePos="0" relativeHeight="251717632" behindDoc="1" locked="0" layoutInCell="1" allowOverlap="1" wp14:anchorId="5661B59B" wp14:editId="7FAF2574">
             <wp:simplePos x="0" y="0"/>
             <wp:positionH relativeFrom="margin">
               <wp:posOffset>4534439</wp:posOffset>
@@ -428,7 +1046,7 @@
                     <pic:cNvPicPr/>
                   </pic:nvPicPr>
                   <pic:blipFill>
-                    <a:blip r:embed="rId12" cstate="print">
+                    <a:blip r:embed="rId21" cstate="print">
                       <a:extLst>
                         <a:ext uri="{28A0092B-C50C-407E-A947-70E740481C1C}">
                           <a14:useLocalDpi xmlns:a14="http://schemas.microsoft.com/office/drawing/2010/main" val="0"/>
@@ -461,138 +1079,11 @@
         </w:drawing>
       </w:r>
       <w:r>
-        <w:drawing>
-          <wp:anchor distT="0" distB="0" distL="114300" distR="114300" simplePos="0" relativeHeight="251716608" behindDoc="1" locked="0" layoutInCell="1" allowOverlap="1" wp14:anchorId="0E772F39" wp14:editId="62811046">
-            <wp:simplePos x="0" y="0"/>
-            <wp:positionH relativeFrom="margin">
-              <wp:posOffset>4218233</wp:posOffset>
-            </wp:positionH>
-            <wp:positionV relativeFrom="paragraph">
-              <wp:posOffset>7052310</wp:posOffset>
-            </wp:positionV>
-            <wp:extent cx="1335405" cy="713740"/>
-            <wp:effectExtent l="0" t="0" r="0" b="0"/>
-            <wp:wrapTight wrapText="bothSides">
-              <wp:wrapPolygon edited="0">
-                <wp:start x="0" y="0"/>
-                <wp:lineTo x="0" y="20754"/>
-                <wp:lineTo x="21261" y="20754"/>
-                <wp:lineTo x="21261" y="0"/>
-                <wp:lineTo x="0" y="0"/>
-              </wp:wrapPolygon>
-            </wp:wrapTight>
-            <wp:docPr id="2116514679" name="Picture 1" descr="A white text with black text&#10;&#10;Description automatically generated"/>
-            <wp:cNvGraphicFramePr>
-              <a:graphicFrameLocks xmlns:a="http://schemas.openxmlformats.org/drawingml/2006/main" noChangeAspect="1"/>
-            </wp:cNvGraphicFramePr>
-            <a:graphic xmlns:a="http://schemas.openxmlformats.org/drawingml/2006/main">
-              <a:graphicData uri="http://schemas.openxmlformats.org/drawingml/2006/picture">
-                <pic:pic xmlns:pic="http://schemas.openxmlformats.org/drawingml/2006/picture">
-                  <pic:nvPicPr>
-                    <pic:cNvPr id="2116514679" name="Picture 1" descr="A white text with black text&#10;&#10;Description automatically generated"/>
-                    <pic:cNvPicPr/>
-                  </pic:nvPicPr>
-                  <pic:blipFill>
-                    <a:blip r:embed="rId13" cstate="print">
-                      <a:extLst>
-                        <a:ext uri="{28A0092B-C50C-407E-A947-70E740481C1C}">
-                          <a14:useLocalDpi xmlns:a14="http://schemas.microsoft.com/office/drawing/2010/main" val="0"/>
-                        </a:ext>
-                      </a:extLst>
-                    </a:blip>
-                    <a:stretch>
-                      <a:fillRect/>
-                    </a:stretch>
-                  </pic:blipFill>
-                  <pic:spPr>
-                    <a:xfrm>
-                      <a:off x="0" y="0"/>
-                      <a:ext cx="1335405" cy="713740"/>
-                    </a:xfrm>
-                    <a:prstGeom prst="rect">
-                      <a:avLst/>
-                    </a:prstGeom>
-                  </pic:spPr>
-                </pic:pic>
-              </a:graphicData>
-            </a:graphic>
-            <wp14:sizeRelH relativeFrom="margin">
-              <wp14:pctWidth>0</wp14:pctWidth>
-            </wp14:sizeRelH>
-            <wp14:sizeRelV relativeFrom="margin">
-              <wp14:pctHeight>0</wp14:pctHeight>
-            </wp14:sizeRelV>
-          </wp:anchor>
-        </w:drawing>
-      </w:r>
-      <w:r>
-        <w:drawing>
-          <wp:anchor distT="0" distB="0" distL="114300" distR="114300" simplePos="0" relativeHeight="251715584" behindDoc="1" locked="0" layoutInCell="1" allowOverlap="1" wp14:anchorId="0EDFDB77" wp14:editId="1FB3DAE2">
-            <wp:simplePos x="0" y="0"/>
-            <wp:positionH relativeFrom="margin">
-              <wp:posOffset>2200275</wp:posOffset>
-            </wp:positionH>
-            <wp:positionV relativeFrom="paragraph">
-              <wp:posOffset>7235190</wp:posOffset>
-            </wp:positionV>
-            <wp:extent cx="2038350" cy="535305"/>
-            <wp:effectExtent l="0" t="0" r="0" b="0"/>
-            <wp:wrapTight wrapText="bothSides">
-              <wp:wrapPolygon edited="0">
-                <wp:start x="0" y="0"/>
-                <wp:lineTo x="0" y="20754"/>
-                <wp:lineTo x="21398" y="20754"/>
-                <wp:lineTo x="21398" y="0"/>
-                <wp:lineTo x="0" y="0"/>
-              </wp:wrapPolygon>
-            </wp:wrapTight>
-            <wp:docPr id="917127720" name="Picture 1" descr="A close up of words&#10;&#10;Description automatically generated"/>
-            <wp:cNvGraphicFramePr>
-              <a:graphicFrameLocks xmlns:a="http://schemas.openxmlformats.org/drawingml/2006/main" noChangeAspect="1"/>
-            </wp:cNvGraphicFramePr>
-            <a:graphic xmlns:a="http://schemas.openxmlformats.org/drawingml/2006/main">
-              <a:graphicData uri="http://schemas.openxmlformats.org/drawingml/2006/picture">
-                <pic:pic xmlns:pic="http://schemas.openxmlformats.org/drawingml/2006/picture">
-                  <pic:nvPicPr>
-                    <pic:cNvPr id="917127720" name="Picture 1" descr="A close up of words&#10;&#10;Description automatically generated"/>
-                    <pic:cNvPicPr/>
-                  </pic:nvPicPr>
-                  <pic:blipFill>
-                    <a:blip r:embed="rId14">
-                      <a:extLst>
-                        <a:ext uri="{28A0092B-C50C-407E-A947-70E740481C1C}">
-                          <a14:useLocalDpi xmlns:a14="http://schemas.microsoft.com/office/drawing/2010/main" val="0"/>
-                        </a:ext>
-                      </a:extLst>
-                    </a:blip>
-                    <a:stretch>
-                      <a:fillRect/>
-                    </a:stretch>
-                  </pic:blipFill>
-                  <pic:spPr>
-                    <a:xfrm>
-                      <a:off x="0" y="0"/>
-                      <a:ext cx="2038350" cy="535305"/>
-                    </a:xfrm>
-                    <a:prstGeom prst="rect">
-                      <a:avLst/>
-                    </a:prstGeom>
-                  </pic:spPr>
-                </pic:pic>
-              </a:graphicData>
-            </a:graphic>
-            <wp14:sizeRelH relativeFrom="margin">
-              <wp14:pctWidth>0</wp14:pctWidth>
-            </wp14:sizeRelH>
-            <wp14:sizeRelV relativeFrom="margin">
-              <wp14:pctHeight>0</wp14:pctHeight>
-            </wp14:sizeRelV>
-          </wp:anchor>
-        </w:drawing>
-      </w:r>
-      <w:r>
-        <w:drawing>
-          <wp:anchor distT="0" distB="0" distL="114300" distR="114300" simplePos="0" relativeHeight="251714560" behindDoc="1" locked="0" layoutInCell="1" allowOverlap="1" wp14:anchorId="1D1A859A" wp14:editId="628E217C">
+        <w:rPr>
+          <w:noProof/>
+        </w:rPr>
+        <w:drawing>
+          <wp:anchor distT="0" distB="0" distL="114300" distR="114300" simplePos="0" relativeHeight="251714560" behindDoc="1" locked="0" layoutInCell="1" allowOverlap="1" wp14:anchorId="1D1A859A" wp14:editId="0A4366A0">
             <wp:simplePos x="0" y="0"/>
             <wp:positionH relativeFrom="margin">
               <wp:posOffset>-771525</wp:posOffset>
@@ -623,7 +1114,7 @@
                     <pic:cNvPicPr/>
                   </pic:nvPicPr>
                   <pic:blipFill>
-                    <a:blip r:embed="rId15">
+                    <a:blip r:embed="rId22">
                       <a:extLst>
                         <a:ext uri="{28A0092B-C50C-407E-A947-70E740481C1C}">
                           <a14:useLocalDpi xmlns:a14="http://schemas.microsoft.com/office/drawing/2010/main" val="0"/>
@@ -656,8 +1147,11 @@
         </w:drawing>
       </w:r>
       <w:r>
-        <w:drawing>
-          <wp:anchor distT="0" distB="0" distL="114300" distR="114300" simplePos="0" relativeHeight="251713536" behindDoc="1" locked="0" layoutInCell="1" allowOverlap="1" wp14:anchorId="21B386FB" wp14:editId="51166081">
+        <w:rPr>
+          <w:noProof/>
+        </w:rPr>
+        <w:drawing>
+          <wp:anchor distT="0" distB="0" distL="114300" distR="114300" simplePos="0" relativeHeight="251713536" behindDoc="1" locked="0" layoutInCell="1" allowOverlap="1" wp14:anchorId="21B386FB" wp14:editId="000E633A">
             <wp:simplePos x="0" y="0"/>
             <wp:positionH relativeFrom="page">
               <wp:posOffset>5095240</wp:posOffset>
@@ -688,7 +1182,7 @@
                     <pic:cNvPicPr/>
                   </pic:nvPicPr>
                   <pic:blipFill>
-                    <a:blip r:embed="rId16" cstate="print">
+                    <a:blip r:embed="rId23" cstate="print">
                       <a:extLst>
                         <a:ext uri="{28A0092B-C50C-407E-A947-70E740481C1C}">
                           <a14:useLocalDpi xmlns:a14="http://schemas.microsoft.com/office/drawing/2010/main" val="0"/>
@@ -721,6 +1215,9 @@
         </w:drawing>
       </w:r>
       <w:r>
+        <w:rPr>
+          <w:noProof/>
+        </w:rPr>
         <w:drawing>
           <wp:anchor distT="0" distB="0" distL="114300" distR="114300" simplePos="0" relativeHeight="251712512" behindDoc="1" locked="0" layoutInCell="1" allowOverlap="1" wp14:anchorId="46123141" wp14:editId="5AA6A649">
             <wp:simplePos x="0" y="0"/>
@@ -753,7 +1250,7 @@
                     <pic:cNvPicPr/>
                   </pic:nvPicPr>
                   <pic:blipFill>
-                    <a:blip r:embed="rId17">
+                    <a:blip r:embed="rId24">
                       <a:extLst>
                         <a:ext uri="{28A0092B-C50C-407E-A947-70E740481C1C}">
                           <a14:useLocalDpi xmlns:a14="http://schemas.microsoft.com/office/drawing/2010/main" val="0"/>
@@ -786,73 +1283,11 @@
         </w:drawing>
       </w:r>
       <w:r>
-        <w:drawing>
-          <wp:anchor distT="0" distB="0" distL="114300" distR="114300" simplePos="0" relativeHeight="251711488" behindDoc="1" locked="0" layoutInCell="1" allowOverlap="1" wp14:anchorId="1EE2838F" wp14:editId="2C4D29AD">
-            <wp:simplePos x="0" y="0"/>
-            <wp:positionH relativeFrom="margin">
-              <wp:posOffset>2457450</wp:posOffset>
-            </wp:positionH>
-            <wp:positionV relativeFrom="paragraph">
-              <wp:posOffset>6665595</wp:posOffset>
-            </wp:positionV>
-            <wp:extent cx="3204845" cy="514350"/>
-            <wp:effectExtent l="0" t="0" r="0" b="0"/>
-            <wp:wrapTight wrapText="bothSides">
-              <wp:wrapPolygon edited="0">
-                <wp:start x="0" y="0"/>
-                <wp:lineTo x="0" y="20800"/>
-                <wp:lineTo x="21442" y="20800"/>
-                <wp:lineTo x="21442" y="0"/>
-                <wp:lineTo x="0" y="0"/>
-              </wp:wrapPolygon>
-            </wp:wrapTight>
-            <wp:docPr id="1517264466" name="Picture 1" descr="A black and white text&#10;&#10;Description automatically generated"/>
-            <wp:cNvGraphicFramePr>
-              <a:graphicFrameLocks xmlns:a="http://schemas.openxmlformats.org/drawingml/2006/main" noChangeAspect="1"/>
-            </wp:cNvGraphicFramePr>
-            <a:graphic xmlns:a="http://schemas.openxmlformats.org/drawingml/2006/main">
-              <a:graphicData uri="http://schemas.openxmlformats.org/drawingml/2006/picture">
-                <pic:pic xmlns:pic="http://schemas.openxmlformats.org/drawingml/2006/picture">
-                  <pic:nvPicPr>
-                    <pic:cNvPr id="1517264466" name="Picture 1" descr="A black and white text&#10;&#10;Description automatically generated"/>
-                    <pic:cNvPicPr/>
-                  </pic:nvPicPr>
-                  <pic:blipFill>
-                    <a:blip r:embed="rId18">
-                      <a:extLst>
-                        <a:ext uri="{28A0092B-C50C-407E-A947-70E740481C1C}">
-                          <a14:useLocalDpi xmlns:a14="http://schemas.microsoft.com/office/drawing/2010/main" val="0"/>
-                        </a:ext>
-                      </a:extLst>
-                    </a:blip>
-                    <a:stretch>
-                      <a:fillRect/>
-                    </a:stretch>
-                  </pic:blipFill>
-                  <pic:spPr>
-                    <a:xfrm>
-                      <a:off x="0" y="0"/>
-                      <a:ext cx="3204845" cy="514350"/>
-                    </a:xfrm>
-                    <a:prstGeom prst="rect">
-                      <a:avLst/>
-                    </a:prstGeom>
-                  </pic:spPr>
-                </pic:pic>
-              </a:graphicData>
-            </a:graphic>
-            <wp14:sizeRelH relativeFrom="margin">
-              <wp14:pctWidth>0</wp14:pctWidth>
-            </wp14:sizeRelH>
-            <wp14:sizeRelV relativeFrom="margin">
-              <wp14:pctHeight>0</wp14:pctHeight>
-            </wp14:sizeRelV>
-          </wp:anchor>
-        </w:drawing>
-      </w:r>
-      <w:r>
-        <w:drawing>
-          <wp:anchor distT="0" distB="0" distL="114300" distR="114300" simplePos="0" relativeHeight="251710464" behindDoc="1" locked="0" layoutInCell="1" allowOverlap="1" wp14:anchorId="73B5A423" wp14:editId="49741A43">
+        <w:rPr>
+          <w:noProof/>
+        </w:rPr>
+        <w:drawing>
+          <wp:anchor distT="0" distB="0" distL="114300" distR="114300" simplePos="0" relativeHeight="251710464" behindDoc="1" locked="0" layoutInCell="1" allowOverlap="1" wp14:anchorId="73B5A423" wp14:editId="55328B0C">
             <wp:simplePos x="0" y="0"/>
             <wp:positionH relativeFrom="margin">
               <wp:posOffset>-847725</wp:posOffset>
@@ -883,7 +1318,7 @@
                     <pic:cNvPicPr/>
                   </pic:nvPicPr>
                   <pic:blipFill>
-                    <a:blip r:embed="rId19">
+                    <a:blip r:embed="rId25">
                       <a:extLst>
                         <a:ext uri="{28A0092B-C50C-407E-A947-70E740481C1C}">
                           <a14:useLocalDpi xmlns:a14="http://schemas.microsoft.com/office/drawing/2010/main" val="0"/>
@@ -916,6 +1351,9 @@
         </w:drawing>
       </w:r>
       <w:r>
+        <w:rPr>
+          <w:noProof/>
+        </w:rPr>
         <w:drawing>
           <wp:anchor distT="0" distB="0" distL="114300" distR="114300" simplePos="0" relativeHeight="251709440" behindDoc="1" locked="0" layoutInCell="1" allowOverlap="1" wp14:anchorId="37F58C26" wp14:editId="41F2BE6C">
             <wp:simplePos x="0" y="0"/>
@@ -948,7 +1386,7 @@
                     <pic:cNvPicPr/>
                   </pic:nvPicPr>
                   <pic:blipFill>
-                    <a:blip r:embed="rId20">
+                    <a:blip r:embed="rId26">
                       <a:extLst>
                         <a:ext uri="{28A0092B-C50C-407E-A947-70E740481C1C}">
                           <a14:useLocalDpi xmlns:a14="http://schemas.microsoft.com/office/drawing/2010/main" val="0"/>
@@ -981,8 +1419,11 @@
         </w:drawing>
       </w:r>
       <w:r>
-        <w:drawing>
-          <wp:anchor distT="0" distB="0" distL="114300" distR="114300" simplePos="0" relativeHeight="251708416" behindDoc="1" locked="0" layoutInCell="1" allowOverlap="1" wp14:anchorId="1888AB5A" wp14:editId="4514FC0D">
+        <w:rPr>
+          <w:noProof/>
+        </w:rPr>
+        <w:drawing>
+          <wp:anchor distT="0" distB="0" distL="114300" distR="114300" simplePos="0" relativeHeight="251708416" behindDoc="1" locked="0" layoutInCell="1" allowOverlap="1" wp14:anchorId="1888AB5A" wp14:editId="292B5FFE">
             <wp:simplePos x="0" y="0"/>
             <wp:positionH relativeFrom="margin">
               <wp:posOffset>1914525</wp:posOffset>
@@ -1013,7 +1454,7 @@
                     <pic:cNvPicPr/>
                   </pic:nvPicPr>
                   <pic:blipFill>
-                    <a:blip r:embed="rId21" cstate="print">
+                    <a:blip r:embed="rId27" cstate="print">
                       <a:extLst>
                         <a:ext uri="{28A0092B-C50C-407E-A947-70E740481C1C}">
                           <a14:useLocalDpi xmlns:a14="http://schemas.microsoft.com/office/drawing/2010/main" val="0"/>
@@ -1046,6 +1487,9 @@
         </w:drawing>
       </w:r>
       <w:r>
+        <w:rPr>
+          <w:noProof/>
+        </w:rPr>
         <w:drawing>
           <wp:anchor distT="0" distB="0" distL="114300" distR="114300" simplePos="0" relativeHeight="251707392" behindDoc="1" locked="0" layoutInCell="1" allowOverlap="1" wp14:anchorId="616F960A" wp14:editId="5BA8A18E">
             <wp:simplePos x="0" y="0"/>
@@ -1078,7 +1522,7 @@
                     <pic:cNvPicPr/>
                   </pic:nvPicPr>
                   <pic:blipFill>
-                    <a:blip r:embed="rId22" cstate="print">
+                    <a:blip r:embed="rId28" cstate="print">
                       <a:extLst>
                         <a:ext uri="{28A0092B-C50C-407E-A947-70E740481C1C}">
                           <a14:useLocalDpi xmlns:a14="http://schemas.microsoft.com/office/drawing/2010/main" val="0"/>
@@ -1111,8 +1555,11 @@
         </w:drawing>
       </w:r>
       <w:r>
-        <w:drawing>
-          <wp:anchor distT="0" distB="0" distL="114300" distR="114300" simplePos="0" relativeHeight="251706368" behindDoc="1" locked="0" layoutInCell="1" allowOverlap="1" wp14:anchorId="788AD202" wp14:editId="234CFD92">
+        <w:rPr>
+          <w:noProof/>
+        </w:rPr>
+        <w:drawing>
+          <wp:anchor distT="0" distB="0" distL="114300" distR="114300" simplePos="0" relativeHeight="251706368" behindDoc="1" locked="0" layoutInCell="1" allowOverlap="1" wp14:anchorId="788AD202" wp14:editId="7B3486FC">
             <wp:simplePos x="0" y="0"/>
             <wp:positionH relativeFrom="page">
               <wp:posOffset>133350</wp:posOffset>
@@ -1143,7 +1590,7 @@
                     <pic:cNvPicPr/>
                   </pic:nvPicPr>
                   <pic:blipFill>
-                    <a:blip r:embed="rId23" cstate="print">
+                    <a:blip r:embed="rId29" cstate="print">
                       <a:extLst>
                         <a:ext uri="{28A0092B-C50C-407E-A947-70E740481C1C}">
                           <a14:useLocalDpi xmlns:a14="http://schemas.microsoft.com/office/drawing/2010/main" val="0"/>
@@ -1176,8 +1623,11 @@
         </w:drawing>
       </w:r>
       <w:r>
-        <w:drawing>
-          <wp:anchor distT="0" distB="0" distL="114300" distR="114300" simplePos="0" relativeHeight="251705344" behindDoc="1" locked="0" layoutInCell="1" allowOverlap="1" wp14:anchorId="07B98AA7" wp14:editId="035D09C8">
+        <w:rPr>
+          <w:noProof/>
+        </w:rPr>
+        <w:drawing>
+          <wp:anchor distT="0" distB="0" distL="114300" distR="114300" simplePos="0" relativeHeight="251705344" behindDoc="1" locked="0" layoutInCell="1" allowOverlap="1" wp14:anchorId="07B98AA7" wp14:editId="31E00BE1">
             <wp:simplePos x="0" y="0"/>
             <wp:positionH relativeFrom="margin">
               <wp:posOffset>-828675</wp:posOffset>
@@ -1208,7 +1658,7 @@
                     <pic:cNvPicPr/>
                   </pic:nvPicPr>
                   <pic:blipFill>
-                    <a:blip r:embed="rId24" cstate="print">
+                    <a:blip r:embed="rId30" cstate="print">
                       <a:extLst>
                         <a:ext uri="{28A0092B-C50C-407E-A947-70E740481C1C}">
                           <a14:useLocalDpi xmlns:a14="http://schemas.microsoft.com/office/drawing/2010/main" val="0"/>
@@ -1241,138 +1691,11 @@
         </w:drawing>
       </w:r>
       <w:r>
-        <w:drawing>
-          <wp:anchor distT="0" distB="0" distL="114300" distR="114300" simplePos="0" relativeHeight="251704320" behindDoc="1" locked="0" layoutInCell="1" allowOverlap="1" wp14:anchorId="40316B29" wp14:editId="2AB1AE58">
-            <wp:simplePos x="0" y="0"/>
-            <wp:positionH relativeFrom="margin">
-              <wp:posOffset>5810250</wp:posOffset>
-            </wp:positionH>
-            <wp:positionV relativeFrom="paragraph">
-              <wp:posOffset>4611370</wp:posOffset>
-            </wp:positionV>
-            <wp:extent cx="771525" cy="600075"/>
-            <wp:effectExtent l="0" t="0" r="9525" b="9525"/>
-            <wp:wrapTight wrapText="bothSides">
-              <wp:wrapPolygon edited="0">
-                <wp:start x="0" y="0"/>
-                <wp:lineTo x="0" y="21257"/>
-                <wp:lineTo x="21333" y="21257"/>
-                <wp:lineTo x="21333" y="0"/>
-                <wp:lineTo x="0" y="0"/>
-              </wp:wrapPolygon>
-            </wp:wrapTight>
-            <wp:docPr id="217847587" name="Picture 1" descr="A group of black text&#10;&#10;Description automatically generated"/>
-            <wp:cNvGraphicFramePr>
-              <a:graphicFrameLocks xmlns:a="http://schemas.openxmlformats.org/drawingml/2006/main" noChangeAspect="1"/>
-            </wp:cNvGraphicFramePr>
-            <a:graphic xmlns:a="http://schemas.openxmlformats.org/drawingml/2006/main">
-              <a:graphicData uri="http://schemas.openxmlformats.org/drawingml/2006/picture">
-                <pic:pic xmlns:pic="http://schemas.openxmlformats.org/drawingml/2006/picture">
-                  <pic:nvPicPr>
-                    <pic:cNvPr id="217847587" name="Picture 1" descr="A group of black text&#10;&#10;Description automatically generated"/>
-                    <pic:cNvPicPr/>
-                  </pic:nvPicPr>
-                  <pic:blipFill>
-                    <a:blip r:embed="rId25">
-                      <a:extLst>
-                        <a:ext uri="{28A0092B-C50C-407E-A947-70E740481C1C}">
-                          <a14:useLocalDpi xmlns:a14="http://schemas.microsoft.com/office/drawing/2010/main" val="0"/>
-                        </a:ext>
-                      </a:extLst>
-                    </a:blip>
-                    <a:stretch>
-                      <a:fillRect/>
-                    </a:stretch>
-                  </pic:blipFill>
-                  <pic:spPr>
-                    <a:xfrm>
-                      <a:off x="0" y="0"/>
-                      <a:ext cx="771525" cy="600075"/>
-                    </a:xfrm>
-                    <a:prstGeom prst="rect">
-                      <a:avLst/>
-                    </a:prstGeom>
-                  </pic:spPr>
-                </pic:pic>
-              </a:graphicData>
-            </a:graphic>
-            <wp14:sizeRelH relativeFrom="margin">
-              <wp14:pctWidth>0</wp14:pctWidth>
-            </wp14:sizeRelH>
-            <wp14:sizeRelV relativeFrom="margin">
-              <wp14:pctHeight>0</wp14:pctHeight>
-            </wp14:sizeRelV>
-          </wp:anchor>
-        </w:drawing>
-      </w:r>
-      <w:r>
-        <w:drawing>
-          <wp:anchor distT="0" distB="0" distL="114300" distR="114300" simplePos="0" relativeHeight="251703296" behindDoc="1" locked="0" layoutInCell="1" allowOverlap="1" wp14:anchorId="760CE17D" wp14:editId="44B1DB0C">
-            <wp:simplePos x="0" y="0"/>
-            <wp:positionH relativeFrom="margin">
-              <wp:posOffset>4448175</wp:posOffset>
-            </wp:positionH>
-            <wp:positionV relativeFrom="paragraph">
-              <wp:posOffset>4601845</wp:posOffset>
-            </wp:positionV>
-            <wp:extent cx="1314450" cy="885825"/>
-            <wp:effectExtent l="0" t="0" r="0" b="9525"/>
-            <wp:wrapTight wrapText="bothSides">
-              <wp:wrapPolygon edited="0">
-                <wp:start x="0" y="0"/>
-                <wp:lineTo x="0" y="21368"/>
-                <wp:lineTo x="21287" y="21368"/>
-                <wp:lineTo x="21287" y="0"/>
-                <wp:lineTo x="0" y="0"/>
-              </wp:wrapPolygon>
-            </wp:wrapTight>
-            <wp:docPr id="695311553" name="Picture 1" descr="A computer code with black text&#10;&#10;Description automatically generated"/>
-            <wp:cNvGraphicFramePr>
-              <a:graphicFrameLocks xmlns:a="http://schemas.openxmlformats.org/drawingml/2006/main" noChangeAspect="1"/>
-            </wp:cNvGraphicFramePr>
-            <a:graphic xmlns:a="http://schemas.openxmlformats.org/drawingml/2006/main">
-              <a:graphicData uri="http://schemas.openxmlformats.org/drawingml/2006/picture">
-                <pic:pic xmlns:pic="http://schemas.openxmlformats.org/drawingml/2006/picture">
-                  <pic:nvPicPr>
-                    <pic:cNvPr id="695311553" name="Picture 1" descr="A computer code with black text&#10;&#10;Description automatically generated"/>
-                    <pic:cNvPicPr/>
-                  </pic:nvPicPr>
-                  <pic:blipFill>
-                    <a:blip r:embed="rId26">
-                      <a:extLst>
-                        <a:ext uri="{28A0092B-C50C-407E-A947-70E740481C1C}">
-                          <a14:useLocalDpi xmlns:a14="http://schemas.microsoft.com/office/drawing/2010/main" val="0"/>
-                        </a:ext>
-                      </a:extLst>
-                    </a:blip>
-                    <a:stretch>
-                      <a:fillRect/>
-                    </a:stretch>
-                  </pic:blipFill>
-                  <pic:spPr>
-                    <a:xfrm>
-                      <a:off x="0" y="0"/>
-                      <a:ext cx="1314450" cy="885825"/>
-                    </a:xfrm>
-                    <a:prstGeom prst="rect">
-                      <a:avLst/>
-                    </a:prstGeom>
-                  </pic:spPr>
-                </pic:pic>
-              </a:graphicData>
-            </a:graphic>
-            <wp14:sizeRelH relativeFrom="margin">
-              <wp14:pctWidth>0</wp14:pctWidth>
-            </wp14:sizeRelH>
-            <wp14:sizeRelV relativeFrom="margin">
-              <wp14:pctHeight>0</wp14:pctHeight>
-            </wp14:sizeRelV>
-          </wp:anchor>
-        </w:drawing>
-      </w:r>
-      <w:r>
-        <w:drawing>
-          <wp:anchor distT="0" distB="0" distL="114300" distR="114300" simplePos="0" relativeHeight="251701248" behindDoc="1" locked="0" layoutInCell="1" allowOverlap="1" wp14:anchorId="447B1571" wp14:editId="461DE167">
+        <w:rPr>
+          <w:noProof/>
+        </w:rPr>
+        <w:drawing>
+          <wp:anchor distT="0" distB="0" distL="114300" distR="114300" simplePos="0" relativeHeight="251701248" behindDoc="1" locked="0" layoutInCell="1" allowOverlap="1" wp14:anchorId="447B1571" wp14:editId="46FEA3D5">
             <wp:simplePos x="0" y="0"/>
             <wp:positionH relativeFrom="margin">
               <wp:posOffset>1851660</wp:posOffset>
@@ -1403,7 +1726,7 @@
                     <pic:cNvPicPr/>
                   </pic:nvPicPr>
                   <pic:blipFill>
-                    <a:blip r:embed="rId27" cstate="print">
+                    <a:blip r:embed="rId31" cstate="print">
                       <a:extLst>
                         <a:ext uri="{28A0092B-C50C-407E-A947-70E740481C1C}">
                           <a14:useLocalDpi xmlns:a14="http://schemas.microsoft.com/office/drawing/2010/main" val="0"/>
@@ -1436,73 +1759,11 @@
         </w:drawing>
       </w:r>
       <w:r>
-        <w:drawing>
-          <wp:anchor distT="0" distB="0" distL="114300" distR="114300" simplePos="0" relativeHeight="251700224" behindDoc="1" locked="0" layoutInCell="1" allowOverlap="1" wp14:anchorId="63ADAFBB" wp14:editId="2DF25E71">
-            <wp:simplePos x="0" y="0"/>
-            <wp:positionH relativeFrom="page">
-              <wp:align>right</wp:align>
-            </wp:positionH>
-            <wp:positionV relativeFrom="paragraph">
-              <wp:posOffset>3801745</wp:posOffset>
-            </wp:positionV>
-            <wp:extent cx="2400300" cy="767715"/>
-            <wp:effectExtent l="0" t="0" r="0" b="0"/>
-            <wp:wrapTight wrapText="bothSides">
-              <wp:wrapPolygon edited="0">
-                <wp:start x="0" y="0"/>
-                <wp:lineTo x="0" y="20903"/>
-                <wp:lineTo x="21429" y="20903"/>
-                <wp:lineTo x="21429" y="0"/>
-                <wp:lineTo x="0" y="0"/>
-              </wp:wrapPolygon>
-            </wp:wrapTight>
-            <wp:docPr id="49857919" name="Picture 1" descr="A close up of a text&#10;&#10;Description automatically generated"/>
-            <wp:cNvGraphicFramePr>
-              <a:graphicFrameLocks xmlns:a="http://schemas.openxmlformats.org/drawingml/2006/main" noChangeAspect="1"/>
-            </wp:cNvGraphicFramePr>
-            <a:graphic xmlns:a="http://schemas.openxmlformats.org/drawingml/2006/main">
-              <a:graphicData uri="http://schemas.openxmlformats.org/drawingml/2006/picture">
-                <pic:pic xmlns:pic="http://schemas.openxmlformats.org/drawingml/2006/picture">
-                  <pic:nvPicPr>
-                    <pic:cNvPr id="49857919" name="Picture 1" descr="A close up of a text&#10;&#10;Description automatically generated"/>
-                    <pic:cNvPicPr/>
-                  </pic:nvPicPr>
-                  <pic:blipFill>
-                    <a:blip r:embed="rId28" cstate="print">
-                      <a:extLst>
-                        <a:ext uri="{28A0092B-C50C-407E-A947-70E740481C1C}">
-                          <a14:useLocalDpi xmlns:a14="http://schemas.microsoft.com/office/drawing/2010/main" val="0"/>
-                        </a:ext>
-                      </a:extLst>
-                    </a:blip>
-                    <a:stretch>
-                      <a:fillRect/>
-                    </a:stretch>
-                  </pic:blipFill>
-                  <pic:spPr>
-                    <a:xfrm>
-                      <a:off x="0" y="0"/>
-                      <a:ext cx="2400300" cy="767715"/>
-                    </a:xfrm>
-                    <a:prstGeom prst="rect">
-                      <a:avLst/>
-                    </a:prstGeom>
-                  </pic:spPr>
-                </pic:pic>
-              </a:graphicData>
-            </a:graphic>
-            <wp14:sizeRelH relativeFrom="margin">
-              <wp14:pctWidth>0</wp14:pctWidth>
-            </wp14:sizeRelH>
-            <wp14:sizeRelV relativeFrom="margin">
-              <wp14:pctHeight>0</wp14:pctHeight>
-            </wp14:sizeRelV>
-          </wp:anchor>
-        </w:drawing>
-      </w:r>
-      <w:r>
-        <w:drawing>
-          <wp:anchor distT="0" distB="0" distL="114300" distR="114300" simplePos="0" relativeHeight="251698176" behindDoc="1" locked="0" layoutInCell="1" allowOverlap="1" wp14:anchorId="3A7B2C47" wp14:editId="72012C5E">
+        <w:rPr>
+          <w:noProof/>
+        </w:rPr>
+        <w:drawing>
+          <wp:anchor distT="0" distB="0" distL="114300" distR="114300" simplePos="0" relativeHeight="251698176" behindDoc="1" locked="0" layoutInCell="1" allowOverlap="1" wp14:anchorId="3A7B2C47" wp14:editId="1AA238EA">
             <wp:simplePos x="0" y="0"/>
             <wp:positionH relativeFrom="margin">
               <wp:posOffset>1885950</wp:posOffset>
@@ -1533,7 +1794,7 @@
                     <pic:cNvPicPr/>
                   </pic:nvPicPr>
                   <pic:blipFill>
-                    <a:blip r:embed="rId29">
+                    <a:blip r:embed="rId32">
                       <a:extLst>
                         <a:ext uri="{28A0092B-C50C-407E-A947-70E740481C1C}">
                           <a14:useLocalDpi xmlns:a14="http://schemas.microsoft.com/office/drawing/2010/main" val="0"/>
@@ -1566,8 +1827,11 @@
         </w:drawing>
       </w:r>
       <w:r>
-        <w:drawing>
-          <wp:anchor distT="0" distB="0" distL="114300" distR="114300" simplePos="0" relativeHeight="251697152" behindDoc="1" locked="0" layoutInCell="1" allowOverlap="1" wp14:anchorId="5988FE18" wp14:editId="4B43BED2">
+        <w:rPr>
+          <w:noProof/>
+        </w:rPr>
+        <w:drawing>
+          <wp:anchor distT="0" distB="0" distL="114300" distR="114300" simplePos="0" relativeHeight="251697152" behindDoc="1" locked="0" layoutInCell="1" allowOverlap="1" wp14:anchorId="5988FE18" wp14:editId="076FAC16">
             <wp:simplePos x="0" y="0"/>
             <wp:positionH relativeFrom="column">
               <wp:posOffset>1943100</wp:posOffset>
@@ -1598,7 +1862,7 @@
                     <pic:cNvPicPr/>
                   </pic:nvPicPr>
                   <pic:blipFill>
-                    <a:blip r:embed="rId30">
+                    <a:blip r:embed="rId33">
                       <a:extLst>
                         <a:ext uri="{28A0092B-C50C-407E-A947-70E740481C1C}">
                           <a14:useLocalDpi xmlns:a14="http://schemas.microsoft.com/office/drawing/2010/main" val="0"/>
@@ -1631,71 +1895,9 @@
         </w:drawing>
       </w:r>
       <w:r>
-        <w:drawing>
-          <wp:anchor distT="0" distB="0" distL="114300" distR="114300" simplePos="0" relativeHeight="251696128" behindDoc="1" locked="0" layoutInCell="1" allowOverlap="1" wp14:anchorId="24F2782F" wp14:editId="468D1884">
-            <wp:simplePos x="0" y="0"/>
-            <wp:positionH relativeFrom="margin">
-              <wp:posOffset>-876300</wp:posOffset>
-            </wp:positionH>
-            <wp:positionV relativeFrom="paragraph">
-              <wp:posOffset>3220720</wp:posOffset>
-            </wp:positionV>
-            <wp:extent cx="2695575" cy="1566545"/>
-            <wp:effectExtent l="0" t="0" r="9525" b="0"/>
-            <wp:wrapTight wrapText="bothSides">
-              <wp:wrapPolygon edited="0">
-                <wp:start x="0" y="0"/>
-                <wp:lineTo x="0" y="21276"/>
-                <wp:lineTo x="21524" y="21276"/>
-                <wp:lineTo x="21524" y="0"/>
-                <wp:lineTo x="0" y="0"/>
-              </wp:wrapPolygon>
-            </wp:wrapTight>
-            <wp:docPr id="1226973689" name="Picture 1" descr="A white background with red and green text&#10;&#10;Description automatically generated"/>
-            <wp:cNvGraphicFramePr>
-              <a:graphicFrameLocks xmlns:a="http://schemas.openxmlformats.org/drawingml/2006/main" noChangeAspect="1"/>
-            </wp:cNvGraphicFramePr>
-            <a:graphic xmlns:a="http://schemas.openxmlformats.org/drawingml/2006/main">
-              <a:graphicData uri="http://schemas.openxmlformats.org/drawingml/2006/picture">
-                <pic:pic xmlns:pic="http://schemas.openxmlformats.org/drawingml/2006/picture">
-                  <pic:nvPicPr>
-                    <pic:cNvPr id="1226973689" name="Picture 1" descr="A white background with red and green text&#10;&#10;Description automatically generated"/>
-                    <pic:cNvPicPr/>
-                  </pic:nvPicPr>
-                  <pic:blipFill>
-                    <a:blip r:embed="rId31" cstate="print">
-                      <a:extLst>
-                        <a:ext uri="{28A0092B-C50C-407E-A947-70E740481C1C}">
-                          <a14:useLocalDpi xmlns:a14="http://schemas.microsoft.com/office/drawing/2010/main" val="0"/>
-                        </a:ext>
-                      </a:extLst>
-                    </a:blip>
-                    <a:stretch>
-                      <a:fillRect/>
-                    </a:stretch>
-                  </pic:blipFill>
-                  <pic:spPr>
-                    <a:xfrm>
-                      <a:off x="0" y="0"/>
-                      <a:ext cx="2695575" cy="1566545"/>
-                    </a:xfrm>
-                    <a:prstGeom prst="rect">
-                      <a:avLst/>
-                    </a:prstGeom>
-                  </pic:spPr>
-                </pic:pic>
-              </a:graphicData>
-            </a:graphic>
-            <wp14:sizeRelH relativeFrom="margin">
-              <wp14:pctWidth>0</wp14:pctWidth>
-            </wp14:sizeRelH>
-            <wp14:sizeRelV relativeFrom="margin">
-              <wp14:pctHeight>0</wp14:pctHeight>
-            </wp14:sizeRelV>
-          </wp:anchor>
-        </w:drawing>
-      </w:r>
-      <w:r>
+        <w:rPr>
+          <w:noProof/>
+        </w:rPr>
         <w:drawing>
           <wp:anchor distT="0" distB="0" distL="114300" distR="114300" simplePos="0" relativeHeight="251694080" behindDoc="1" locked="0" layoutInCell="1" allowOverlap="1" wp14:anchorId="67225693" wp14:editId="01E84433">
             <wp:simplePos x="0" y="0"/>
@@ -1728,7 +1930,7 @@
                     <pic:cNvPicPr/>
                   </pic:nvPicPr>
                   <pic:blipFill>
-                    <a:blip r:embed="rId32" cstate="print">
+                    <a:blip r:embed="rId34" cstate="print">
                       <a:extLst>
                         <a:ext uri="{28A0092B-C50C-407E-A947-70E740481C1C}">
                           <a14:useLocalDpi xmlns:a14="http://schemas.microsoft.com/office/drawing/2010/main" val="0"/>
@@ -1761,6 +1963,9 @@
         </w:drawing>
       </w:r>
       <w:r>
+        <w:rPr>
+          <w:noProof/>
+        </w:rPr>
         <w:drawing>
           <wp:anchor distT="0" distB="0" distL="114300" distR="114300" simplePos="0" relativeHeight="251693056" behindDoc="1" locked="0" layoutInCell="1" allowOverlap="1" wp14:anchorId="269998FF" wp14:editId="3F0019BD">
             <wp:simplePos x="0" y="0"/>
@@ -1793,7 +1998,7 @@
                     <pic:cNvPicPr/>
                   </pic:nvPicPr>
                   <pic:blipFill>
-                    <a:blip r:embed="rId33" cstate="print">
+                    <a:blip r:embed="rId35" cstate="print">
                       <a:extLst>
                         <a:ext uri="{28A0092B-C50C-407E-A947-70E740481C1C}">
                           <a14:useLocalDpi xmlns:a14="http://schemas.microsoft.com/office/drawing/2010/main" val="0"/>
@@ -1826,6 +2031,9 @@
         </w:drawing>
       </w:r>
       <w:r>
+        <w:rPr>
+          <w:noProof/>
+        </w:rPr>
         <w:drawing>
           <wp:anchor distT="0" distB="0" distL="114300" distR="114300" simplePos="0" relativeHeight="251691008" behindDoc="1" locked="0" layoutInCell="1" allowOverlap="1" wp14:anchorId="7C1FE70E" wp14:editId="2E50203A">
             <wp:simplePos x="0" y="0"/>
@@ -1858,7 +2066,7 @@
                     <pic:cNvPicPr/>
                   </pic:nvPicPr>
                   <pic:blipFill>
-                    <a:blip r:embed="rId34">
+                    <a:blip r:embed="rId36">
                       <a:extLst>
                         <a:ext uri="{28A0092B-C50C-407E-A947-70E740481C1C}">
                           <a14:useLocalDpi xmlns:a14="http://schemas.microsoft.com/office/drawing/2010/main" val="0"/>
@@ -1896,9 +2104,12 @@
     </w:p>
     <w:p>
       <w:r>
+        <w:rPr>
+          <w:noProof/>
+        </w:rPr>
         <w:lastRenderedPageBreak/>
         <w:drawing>
-          <wp:anchor distT="0" distB="0" distL="114300" distR="114300" simplePos="0" relativeHeight="251669504" behindDoc="1" locked="0" layoutInCell="1" allowOverlap="1" wp14:anchorId="6017542C" wp14:editId="423A1DA0">
+          <wp:anchor distT="0" distB="0" distL="114300" distR="114300" simplePos="0" relativeHeight="251669504" behindDoc="1" locked="0" layoutInCell="1" allowOverlap="1" wp14:anchorId="6017542C" wp14:editId="3F7DD9EB">
             <wp:simplePos x="0" y="0"/>
             <wp:positionH relativeFrom="margin">
               <wp:posOffset>1695450</wp:posOffset>
@@ -1929,7 +2140,7 @@
                     <pic:cNvPicPr/>
                   </pic:nvPicPr>
                   <pic:blipFill>
-                    <a:blip r:embed="rId35" cstate="print">
+                    <a:blip r:embed="rId37" cstate="print">
                       <a:extLst>
                         <a:ext uri="{28A0092B-C50C-407E-A947-70E740481C1C}">
                           <a14:useLocalDpi xmlns:a14="http://schemas.microsoft.com/office/drawing/2010/main" val="0"/>
@@ -1962,6 +2173,9 @@
         </w:drawing>
       </w:r>
       <w:r>
+        <w:rPr>
+          <w:noProof/>
+        </w:rPr>
         <w:drawing>
           <wp:anchor distT="0" distB="0" distL="114300" distR="114300" simplePos="0" relativeHeight="251668480" behindDoc="1" locked="0" layoutInCell="1" allowOverlap="1" wp14:anchorId="0A746A84" wp14:editId="7E01311C">
             <wp:simplePos x="0" y="0"/>
@@ -1994,7 +2208,7 @@
                     <pic:cNvPicPr/>
                   </pic:nvPicPr>
                   <pic:blipFill>
-                    <a:blip r:embed="rId36">
+                    <a:blip r:embed="rId38">
                       <a:extLst>
                         <a:ext uri="{28A0092B-C50C-407E-A947-70E740481C1C}">
                           <a14:useLocalDpi xmlns:a14="http://schemas.microsoft.com/office/drawing/2010/main" val="0"/>
@@ -2027,6 +2241,9 @@
         </w:drawing>
       </w:r>
       <w:r>
+        <w:rPr>
+          <w:noProof/>
+        </w:rPr>
         <w:drawing>
           <wp:anchor distT="0" distB="0" distL="114300" distR="114300" simplePos="0" relativeHeight="251667456" behindDoc="1" locked="0" layoutInCell="1" allowOverlap="1" wp14:anchorId="44F56531" wp14:editId="28334C80">
             <wp:simplePos x="0" y="0"/>
@@ -2059,7 +2276,7 @@
                     <pic:cNvPicPr/>
                   </pic:nvPicPr>
                   <pic:blipFill>
-                    <a:blip r:embed="rId37" cstate="print">
+                    <a:blip r:embed="rId39" cstate="print">
                       <a:extLst>
                         <a:ext uri="{28A0092B-C50C-407E-A947-70E740481C1C}">
                           <a14:useLocalDpi xmlns:a14="http://schemas.microsoft.com/office/drawing/2010/main" val="0"/>
@@ -2092,8 +2309,11 @@
         </w:drawing>
       </w:r>
       <w:r>
-        <w:drawing>
-          <wp:anchor distT="0" distB="0" distL="114300" distR="114300" simplePos="0" relativeHeight="251666432" behindDoc="1" locked="0" layoutInCell="1" allowOverlap="1" wp14:anchorId="6C69D179" wp14:editId="04D475D9">
+        <w:rPr>
+          <w:noProof/>
+        </w:rPr>
+        <w:drawing>
+          <wp:anchor distT="0" distB="0" distL="114300" distR="114300" simplePos="0" relativeHeight="251666432" behindDoc="1" locked="0" layoutInCell="1" allowOverlap="1" wp14:anchorId="6C69D179" wp14:editId="20C1A258">
             <wp:simplePos x="0" y="0"/>
             <wp:positionH relativeFrom="margin">
               <wp:posOffset>3676650</wp:posOffset>
@@ -2124,7 +2344,7 @@
                     <pic:cNvPicPr/>
                   </pic:nvPicPr>
                   <pic:blipFill>
-                    <a:blip r:embed="rId38" cstate="print">
+                    <a:blip r:embed="rId40" cstate="print">
                       <a:extLst>
                         <a:ext uri="{28A0092B-C50C-407E-A947-70E740481C1C}">
                           <a14:useLocalDpi xmlns:a14="http://schemas.microsoft.com/office/drawing/2010/main" val="0"/>
@@ -2157,6 +2377,9 @@
         </w:drawing>
       </w:r>
       <w:r>
+        <w:rPr>
+          <w:noProof/>
+        </w:rPr>
         <w:drawing>
           <wp:anchor distT="0" distB="0" distL="114300" distR="114300" simplePos="0" relativeHeight="251665408" behindDoc="1" locked="0" layoutInCell="1" allowOverlap="1" wp14:anchorId="08DEFF98" wp14:editId="5D2C5960">
             <wp:simplePos x="0" y="0"/>
@@ -2189,7 +2412,7 @@
                     <pic:cNvPicPr/>
                   </pic:nvPicPr>
                   <pic:blipFill>
-                    <a:blip r:embed="rId39">
+                    <a:blip r:embed="rId41">
                       <a:extLst>
                         <a:ext uri="{28A0092B-C50C-407E-A947-70E740481C1C}">
                           <a14:useLocalDpi xmlns:a14="http://schemas.microsoft.com/office/drawing/2010/main" val="0"/>
@@ -2222,6 +2445,9 @@
         </w:drawing>
       </w:r>
       <w:r>
+        <w:rPr>
+          <w:noProof/>
+        </w:rPr>
         <w:drawing>
           <wp:anchor distT="0" distB="0" distL="114300" distR="114300" simplePos="0" relativeHeight="251664384" behindDoc="1" locked="0" layoutInCell="1" allowOverlap="1" wp14:anchorId="17CA2271" wp14:editId="7EAA52A8">
             <wp:simplePos x="0" y="0"/>
@@ -2254,7 +2480,7 @@
                     <pic:cNvPicPr/>
                   </pic:nvPicPr>
                   <pic:blipFill>
-                    <a:blip r:embed="rId40">
+                    <a:blip r:embed="rId42">
                       <a:extLst>
                         <a:ext uri="{28A0092B-C50C-407E-A947-70E740481C1C}">
                           <a14:useLocalDpi xmlns:a14="http://schemas.microsoft.com/office/drawing/2010/main" val="0"/>
@@ -2287,8 +2513,11 @@
         </w:drawing>
       </w:r>
       <w:r>
-        <w:drawing>
-          <wp:anchor distT="0" distB="0" distL="114300" distR="114300" simplePos="0" relativeHeight="251663360" behindDoc="1" locked="0" layoutInCell="1" allowOverlap="1" wp14:anchorId="62AA4A54" wp14:editId="73A46570">
+        <w:rPr>
+          <w:noProof/>
+        </w:rPr>
+        <w:drawing>
+          <wp:anchor distT="0" distB="0" distL="114300" distR="114300" simplePos="0" relativeHeight="251663360" behindDoc="1" locked="0" layoutInCell="1" allowOverlap="1" wp14:anchorId="62AA4A54" wp14:editId="6AB79AFC">
             <wp:simplePos x="0" y="0"/>
             <wp:positionH relativeFrom="margin">
               <wp:posOffset>1933575</wp:posOffset>
@@ -2319,7 +2548,7 @@
                     <pic:cNvPicPr/>
                   </pic:nvPicPr>
                   <pic:blipFill>
-                    <a:blip r:embed="rId41" cstate="print">
+                    <a:blip r:embed="rId43" cstate="print">
                       <a:extLst>
                         <a:ext uri="{28A0092B-C50C-407E-A947-70E740481C1C}">
                           <a14:useLocalDpi xmlns:a14="http://schemas.microsoft.com/office/drawing/2010/main" val="0"/>
@@ -2352,8 +2581,11 @@
         </w:drawing>
       </w:r>
       <w:r>
-        <w:drawing>
-          <wp:anchor distT="0" distB="0" distL="114300" distR="114300" simplePos="0" relativeHeight="251662336" behindDoc="1" locked="0" layoutInCell="1" allowOverlap="1" wp14:anchorId="692911D6" wp14:editId="4AE94FBA">
+        <w:rPr>
+          <w:noProof/>
+        </w:rPr>
+        <w:drawing>
+          <wp:anchor distT="0" distB="0" distL="114300" distR="114300" simplePos="0" relativeHeight="251662336" behindDoc="1" locked="0" layoutInCell="1" allowOverlap="1" wp14:anchorId="692911D6" wp14:editId="20FB7B58">
             <wp:simplePos x="0" y="0"/>
             <wp:positionH relativeFrom="margin">
               <wp:posOffset>-876300</wp:posOffset>
@@ -2384,7 +2616,7 @@
                     <pic:cNvPicPr/>
                   </pic:nvPicPr>
                   <pic:blipFill>
-                    <a:blip r:embed="rId42" cstate="print">
+                    <a:blip r:embed="rId44" cstate="print">
                       <a:extLst>
                         <a:ext uri="{28A0092B-C50C-407E-A947-70E740481C1C}">
                           <a14:useLocalDpi xmlns:a14="http://schemas.microsoft.com/office/drawing/2010/main" val="0"/>
@@ -2418,6 +2650,7 @@
       </w:r>
       <w:r>
         <w:rPr>
+          <w:noProof/>
           <w:sz w:val="20"/>
           <w:szCs w:val="20"/>
         </w:rPr>
@@ -2453,7 +2686,7 @@
                     <pic:cNvPicPr/>
                   </pic:nvPicPr>
                   <pic:blipFill>
-                    <a:blip r:embed="rId43" cstate="print">
+                    <a:blip r:embed="rId45" cstate="print">
                       <a:extLst>
                         <a:ext uri="{28A0092B-C50C-407E-A947-70E740481C1C}">
                           <a14:useLocalDpi xmlns:a14="http://schemas.microsoft.com/office/drawing/2010/main" val="0"/>
@@ -2486,6 +2719,9 @@
         </w:drawing>
       </w:r>
       <w:r>
+        <w:rPr>
+          <w:noProof/>
+        </w:rPr>
         <w:drawing>
           <wp:anchor distT="0" distB="0" distL="114300" distR="114300" simplePos="0" relativeHeight="251658240" behindDoc="1" locked="0" layoutInCell="1" allowOverlap="1" wp14:anchorId="74FEB8A4" wp14:editId="6E618916">
             <wp:simplePos x="0" y="0"/>
@@ -2518,7 +2754,7 @@
                     <pic:cNvPicPr/>
                   </pic:nvPicPr>
                   <pic:blipFill>
-                    <a:blip r:embed="rId44" cstate="print">
+                    <a:blip r:embed="rId46" cstate="print">
                       <a:extLst>
                         <a:ext uri="{28A0092B-C50C-407E-A947-70E740481C1C}">
                           <a14:useLocalDpi xmlns:a14="http://schemas.microsoft.com/office/drawing/2010/main" val="0"/>
@@ -2551,6 +2787,9 @@
         </w:drawing>
       </w:r>
       <w:r>
+        <w:rPr>
+          <w:noProof/>
+        </w:rPr>
         <w:drawing>
           <wp:anchor distT="0" distB="0" distL="114300" distR="114300" simplePos="0" relativeHeight="251659264" behindDoc="1" locked="0" layoutInCell="1" allowOverlap="1" wp14:anchorId="0C49E949" wp14:editId="7F8762BD">
             <wp:simplePos x="0" y="0"/>
@@ -2583,7 +2822,7 @@
                     <pic:cNvPicPr/>
                   </pic:nvPicPr>
                   <pic:blipFill>
-                    <a:blip r:embed="rId45" cstate="print">
+                    <a:blip r:embed="rId47" cstate="print">
                       <a:extLst>
                         <a:ext uri="{28A0092B-C50C-407E-A947-70E740481C1C}">
                           <a14:useLocalDpi xmlns:a14="http://schemas.microsoft.com/office/drawing/2010/main" val="0"/>
@@ -2620,8 +2859,11 @@
     <w:p/>
     <w:p>
       <w:r>
-        <w:drawing>
-          <wp:anchor distT="0" distB="0" distL="114300" distR="114300" simplePos="0" relativeHeight="251673600" behindDoc="1" locked="0" layoutInCell="1" allowOverlap="1" wp14:anchorId="410E8182" wp14:editId="126FDEE0">
+        <w:rPr>
+          <w:noProof/>
+        </w:rPr>
+        <w:drawing>
+          <wp:anchor distT="0" distB="0" distL="114300" distR="114300" simplePos="0" relativeHeight="251673600" behindDoc="1" locked="0" layoutInCell="1" allowOverlap="1" wp14:anchorId="410E8182" wp14:editId="39680363">
             <wp:simplePos x="0" y="0"/>
             <wp:positionH relativeFrom="margin">
               <wp:posOffset>723900</wp:posOffset>
@@ -2652,7 +2894,7 @@
                     <pic:cNvPicPr/>
                   </pic:nvPicPr>
                   <pic:blipFill>
-                    <a:blip r:embed="rId46" cstate="print">
+                    <a:blip r:embed="rId48" cstate="print">
                       <a:extLst>
                         <a:ext uri="{28A0092B-C50C-407E-A947-70E740481C1C}">
                           <a14:useLocalDpi xmlns:a14="http://schemas.microsoft.com/office/drawing/2010/main" val="0"/>
@@ -2685,6 +2927,9 @@
         </w:drawing>
       </w:r>
       <w:r>
+        <w:rPr>
+          <w:noProof/>
+        </w:rPr>
         <w:drawing>
           <wp:anchor distT="0" distB="0" distL="114300" distR="114300" simplePos="0" relativeHeight="251671552" behindDoc="1" locked="0" layoutInCell="1" allowOverlap="1" wp14:anchorId="713F3CEC" wp14:editId="49135BA7">
             <wp:simplePos x="0" y="0"/>
@@ -2717,7 +2962,7 @@
                     <pic:cNvPicPr/>
                   </pic:nvPicPr>
                   <pic:blipFill>
-                    <a:blip r:embed="rId47" cstate="print">
+                    <a:blip r:embed="rId49" cstate="print">
                       <a:extLst>
                         <a:ext uri="{28A0092B-C50C-407E-A947-70E740481C1C}">
                           <a14:useLocalDpi xmlns:a14="http://schemas.microsoft.com/office/drawing/2010/main" val="0"/>
@@ -2750,6 +2995,9 @@
         </w:drawing>
       </w:r>
       <w:r>
+        <w:rPr>
+          <w:noProof/>
+        </w:rPr>
         <w:drawing>
           <wp:anchor distT="0" distB="0" distL="114300" distR="114300" simplePos="0" relativeHeight="251670528" behindDoc="1" locked="0" layoutInCell="1" allowOverlap="1" wp14:anchorId="3EC12D2F" wp14:editId="45898DD7">
             <wp:simplePos x="0" y="0"/>
@@ -2782,7 +3030,7 @@
                     <pic:cNvPicPr/>
                   </pic:nvPicPr>
                   <pic:blipFill>
-                    <a:blip r:embed="rId48" cstate="print">
+                    <a:blip r:embed="rId50" cstate="print">
                       <a:extLst>
                         <a:ext uri="{28A0092B-C50C-407E-A947-70E740481C1C}">
                           <a14:useLocalDpi xmlns:a14="http://schemas.microsoft.com/office/drawing/2010/main" val="0"/>
@@ -2817,8 +3065,11 @@
     </w:p>
     <w:p>
       <w:r>
-        <w:drawing>
-          <wp:anchor distT="0" distB="0" distL="114300" distR="114300" simplePos="0" relativeHeight="251674624" behindDoc="1" locked="0" layoutInCell="1" allowOverlap="1" wp14:anchorId="241B2DD8" wp14:editId="1FC39EA5">
+        <w:rPr>
+          <w:noProof/>
+        </w:rPr>
+        <w:drawing>
+          <wp:anchor distT="0" distB="0" distL="114300" distR="114300" simplePos="0" relativeHeight="251674624" behindDoc="1" locked="0" layoutInCell="1" allowOverlap="1" wp14:anchorId="241B2DD8" wp14:editId="656ABC92">
             <wp:simplePos x="0" y="0"/>
             <wp:positionH relativeFrom="page">
               <wp:align>left</wp:align>
@@ -2849,7 +3100,7 @@
                     <pic:cNvPicPr/>
                   </pic:nvPicPr>
                   <pic:blipFill>
-                    <a:blip r:embed="rId49" cstate="print">
+                    <a:blip r:embed="rId51" cstate="print">
                       <a:extLst>
                         <a:ext uri="{28A0092B-C50C-407E-A947-70E740481C1C}">
                           <a14:useLocalDpi xmlns:a14="http://schemas.microsoft.com/office/drawing/2010/main" val="0"/>
@@ -2882,6 +3133,9 @@
         </w:drawing>
       </w:r>
       <w:r>
+        <w:rPr>
+          <w:noProof/>
+        </w:rPr>
         <w:drawing>
           <wp:anchor distT="0" distB="0" distL="114300" distR="114300" simplePos="0" relativeHeight="251672576" behindDoc="1" locked="0" layoutInCell="1" allowOverlap="1" wp14:anchorId="329642E4" wp14:editId="46860954">
             <wp:simplePos x="0" y="0"/>
@@ -2914,7 +3168,7 @@
                     <pic:cNvPicPr/>
                   </pic:nvPicPr>
                   <pic:blipFill>
-                    <a:blip r:embed="rId50" cstate="print">
+                    <a:blip r:embed="rId52" cstate="print">
                       <a:extLst>
                         <a:ext uri="{28A0092B-C50C-407E-A947-70E740481C1C}">
                           <a14:useLocalDpi xmlns:a14="http://schemas.microsoft.com/office/drawing/2010/main" val="0"/>
@@ -2949,8 +3203,11 @@
     </w:p>
     <w:p>
       <w:r>
-        <w:drawing>
-          <wp:anchor distT="0" distB="0" distL="114300" distR="114300" simplePos="0" relativeHeight="251675648" behindDoc="1" locked="0" layoutInCell="1" allowOverlap="1" wp14:anchorId="15748FC3" wp14:editId="296C9F15">
+        <w:rPr>
+          <w:noProof/>
+        </w:rPr>
+        <w:drawing>
+          <wp:anchor distT="0" distB="0" distL="114300" distR="114300" simplePos="0" relativeHeight="251675648" behindDoc="1" locked="0" layoutInCell="1" allowOverlap="1" wp14:anchorId="15748FC3" wp14:editId="55CD9783">
             <wp:simplePos x="0" y="0"/>
             <wp:positionH relativeFrom="margin">
               <wp:posOffset>3038475</wp:posOffset>
@@ -2981,7 +3238,7 @@
                     <pic:cNvPicPr/>
                   </pic:nvPicPr>
                   <pic:blipFill>
-                    <a:blip r:embed="rId51">
+                    <a:blip r:embed="rId53">
                       <a:extLst>
                         <a:ext uri="{28A0092B-C50C-407E-A947-70E740481C1C}">
                           <a14:useLocalDpi xmlns:a14="http://schemas.microsoft.com/office/drawing/2010/main" val="0"/>
@@ -3017,8 +3274,11 @@
     <w:p/>
     <w:p>
       <w:r>
-        <w:drawing>
-          <wp:anchor distT="0" distB="0" distL="114300" distR="114300" simplePos="0" relativeHeight="251680768" behindDoc="1" locked="0" layoutInCell="1" allowOverlap="1" wp14:anchorId="582993AA" wp14:editId="0579412D">
+        <w:rPr>
+          <w:noProof/>
+        </w:rPr>
+        <w:drawing>
+          <wp:anchor distT="0" distB="0" distL="114300" distR="114300" simplePos="0" relativeHeight="251680768" behindDoc="1" locked="0" layoutInCell="1" allowOverlap="1" wp14:anchorId="582993AA" wp14:editId="6044CF7F">
             <wp:simplePos x="0" y="0"/>
             <wp:positionH relativeFrom="page">
               <wp:align>right</wp:align>
@@ -3049,7 +3309,7 @@
                     <pic:cNvPicPr/>
                   </pic:nvPicPr>
                   <pic:blipFill>
-                    <a:blip r:embed="rId52" cstate="print">
+                    <a:blip r:embed="rId54" cstate="print">
                       <a:extLst>
                         <a:ext uri="{28A0092B-C50C-407E-A947-70E740481C1C}">
                           <a14:useLocalDpi xmlns:a14="http://schemas.microsoft.com/office/drawing/2010/main" val="0"/>
@@ -3082,6 +3342,9 @@
         </w:drawing>
       </w:r>
       <w:r>
+        <w:rPr>
+          <w:noProof/>
+        </w:rPr>
         <w:drawing>
           <wp:anchor distT="0" distB="0" distL="114300" distR="114300" simplePos="0" relativeHeight="251681792" behindDoc="1" locked="0" layoutInCell="1" allowOverlap="1" wp14:anchorId="6FED67B8" wp14:editId="46661E97">
             <wp:simplePos x="0" y="0"/>
@@ -3114,7 +3377,7 @@
                     <pic:cNvPicPr/>
                   </pic:nvPicPr>
                   <pic:blipFill>
-                    <a:blip r:embed="rId53" cstate="print">
+                    <a:blip r:embed="rId55" cstate="print">
                       <a:extLst>
                         <a:ext uri="{28A0092B-C50C-407E-A947-70E740481C1C}">
                           <a14:useLocalDpi xmlns:a14="http://schemas.microsoft.com/office/drawing/2010/main" val="0"/>
@@ -3147,8 +3410,11 @@
         </w:drawing>
       </w:r>
       <w:r>
-        <w:drawing>
-          <wp:anchor distT="0" distB="0" distL="114300" distR="114300" simplePos="0" relativeHeight="251678720" behindDoc="1" locked="0" layoutInCell="1" allowOverlap="1" wp14:anchorId="1598247C" wp14:editId="05772228">
+        <w:rPr>
+          <w:noProof/>
+        </w:rPr>
+        <w:drawing>
+          <wp:anchor distT="0" distB="0" distL="114300" distR="114300" simplePos="0" relativeHeight="251678720" behindDoc="1" locked="0" layoutInCell="1" allowOverlap="1" wp14:anchorId="1598247C" wp14:editId="41D4EFAC">
             <wp:simplePos x="0" y="0"/>
             <wp:positionH relativeFrom="margin">
               <wp:posOffset>-866775</wp:posOffset>
@@ -3179,7 +3445,7 @@
                     <pic:cNvPicPr/>
                   </pic:nvPicPr>
                   <pic:blipFill>
-                    <a:blip r:embed="rId54" cstate="print">
+                    <a:blip r:embed="rId56" cstate="print">
                       <a:extLst>
                         <a:ext uri="{28A0092B-C50C-407E-A947-70E740481C1C}">
                           <a14:useLocalDpi xmlns:a14="http://schemas.microsoft.com/office/drawing/2010/main" val="0"/>
@@ -3212,8 +3478,11 @@
         </w:drawing>
       </w:r>
       <w:r>
-        <w:drawing>
-          <wp:anchor distT="0" distB="0" distL="114300" distR="114300" simplePos="0" relativeHeight="251677696" behindDoc="1" locked="0" layoutInCell="1" allowOverlap="1" wp14:anchorId="615A88ED" wp14:editId="1FF141D4">
+        <w:rPr>
+          <w:noProof/>
+        </w:rPr>
+        <w:drawing>
+          <wp:anchor distT="0" distB="0" distL="114300" distR="114300" simplePos="0" relativeHeight="251677696" behindDoc="1" locked="0" layoutInCell="1" allowOverlap="1" wp14:anchorId="615A88ED" wp14:editId="42EE0F7C">
             <wp:simplePos x="0" y="0"/>
             <wp:positionH relativeFrom="margin">
               <wp:posOffset>361950</wp:posOffset>
@@ -3244,7 +3513,7 @@
                     <pic:cNvPicPr/>
                   </pic:nvPicPr>
                   <pic:blipFill>
-                    <a:blip r:embed="rId55" cstate="print">
+                    <a:blip r:embed="rId57" cstate="print">
                       <a:extLst>
                         <a:ext uri="{28A0092B-C50C-407E-A947-70E740481C1C}">
                           <a14:useLocalDpi xmlns:a14="http://schemas.microsoft.com/office/drawing/2010/main" val="0"/>
@@ -3277,6 +3546,9 @@
         </w:drawing>
       </w:r>
       <w:r>
+        <w:rPr>
+          <w:noProof/>
+        </w:rPr>
         <w:drawing>
           <wp:anchor distT="0" distB="0" distL="114300" distR="114300" simplePos="0" relativeHeight="251676672" behindDoc="1" locked="0" layoutInCell="1" allowOverlap="1" wp14:anchorId="587AF197" wp14:editId="6930CE4E">
             <wp:simplePos x="0" y="0"/>
@@ -3309,7 +3581,7 @@
                     <pic:cNvPicPr/>
                   </pic:nvPicPr>
                   <pic:blipFill>
-                    <a:blip r:embed="rId56">
+                    <a:blip r:embed="rId58">
                       <a:extLst>
                         <a:ext uri="{28A0092B-C50C-407E-A947-70E740481C1C}">
                           <a14:useLocalDpi xmlns:a14="http://schemas.microsoft.com/office/drawing/2010/main" val="0"/>
@@ -3344,8 +3616,11 @@
     </w:p>
     <w:p>
       <w:r>
-        <w:drawing>
-          <wp:anchor distT="0" distB="0" distL="114300" distR="114300" simplePos="0" relativeHeight="251688960" behindDoc="1" locked="0" layoutInCell="1" allowOverlap="1" wp14:anchorId="27EDB77F" wp14:editId="1F6B2934">
+        <w:rPr>
+          <w:noProof/>
+        </w:rPr>
+        <w:drawing>
+          <wp:anchor distT="0" distB="0" distL="114300" distR="114300" simplePos="0" relativeHeight="251688960" behindDoc="1" locked="0" layoutInCell="1" allowOverlap="1" wp14:anchorId="27EDB77F" wp14:editId="1981DDA9">
             <wp:simplePos x="0" y="0"/>
             <wp:positionH relativeFrom="column">
               <wp:posOffset>3971925</wp:posOffset>
@@ -3376,7 +3651,7 @@
                     <pic:cNvPicPr/>
                   </pic:nvPicPr>
                   <pic:blipFill>
-                    <a:blip r:embed="rId57" cstate="print">
+                    <a:blip r:embed="rId59" cstate="print">
                       <a:extLst>
                         <a:ext uri="{28A0092B-C50C-407E-A947-70E740481C1C}">
                           <a14:useLocalDpi xmlns:a14="http://schemas.microsoft.com/office/drawing/2010/main" val="0"/>
@@ -3409,6 +3684,9 @@
         </w:drawing>
       </w:r>
       <w:r>
+        <w:rPr>
+          <w:noProof/>
+        </w:rPr>
         <w:drawing>
           <wp:anchor distT="0" distB="0" distL="114300" distR="114300" simplePos="0" relativeHeight="251685888" behindDoc="1" locked="0" layoutInCell="1" allowOverlap="1" wp14:anchorId="73F01DDA" wp14:editId="14947C24">
             <wp:simplePos x="0" y="0"/>
@@ -3441,7 +3719,7 @@
                     <pic:cNvPicPr/>
                   </pic:nvPicPr>
                   <pic:blipFill>
-                    <a:blip r:embed="rId58" cstate="print">
+                    <a:blip r:embed="rId60" cstate="print">
                       <a:extLst>
                         <a:ext uri="{28A0092B-C50C-407E-A947-70E740481C1C}">
                           <a14:useLocalDpi xmlns:a14="http://schemas.microsoft.com/office/drawing/2010/main" val="0"/>
@@ -3474,6 +3752,9 @@
         </w:drawing>
       </w:r>
       <w:r>
+        <w:rPr>
+          <w:noProof/>
+        </w:rPr>
         <w:drawing>
           <wp:anchor distT="0" distB="0" distL="114300" distR="114300" simplePos="0" relativeHeight="251684864" behindDoc="1" locked="0" layoutInCell="1" allowOverlap="1" wp14:anchorId="43F96097" wp14:editId="2BB9DE5E">
             <wp:simplePos x="0" y="0"/>
@@ -3506,7 +3787,7 @@
                     <pic:cNvPicPr/>
                   </pic:nvPicPr>
                   <pic:blipFill>
-                    <a:blip r:embed="rId59" cstate="print">
+                    <a:blip r:embed="rId61" cstate="print">
                       <a:extLst>
                         <a:ext uri="{28A0092B-C50C-407E-A947-70E740481C1C}">
                           <a14:useLocalDpi xmlns:a14="http://schemas.microsoft.com/office/drawing/2010/main" val="0"/>
@@ -3539,8 +3820,11 @@
         </w:drawing>
       </w:r>
       <w:r>
-        <w:drawing>
-          <wp:anchor distT="0" distB="0" distL="114300" distR="114300" simplePos="0" relativeHeight="251682816" behindDoc="1" locked="0" layoutInCell="1" allowOverlap="1" wp14:anchorId="04E77F4B" wp14:editId="2E524E09">
+        <w:rPr>
+          <w:noProof/>
+        </w:rPr>
+        <w:drawing>
+          <wp:anchor distT="0" distB="0" distL="114300" distR="114300" simplePos="0" relativeHeight="251682816" behindDoc="1" locked="0" layoutInCell="1" allowOverlap="1" wp14:anchorId="04E77F4B" wp14:editId="79DD896D">
             <wp:simplePos x="0" y="0"/>
             <wp:positionH relativeFrom="margin">
               <wp:posOffset>-844550</wp:posOffset>
@@ -3571,7 +3855,7 @@
                     <pic:cNvPicPr/>
                   </pic:nvPicPr>
                   <pic:blipFill>
-                    <a:blip r:embed="rId60" cstate="print">
+                    <a:blip r:embed="rId62" cstate="print">
                       <a:extLst>
                         <a:ext uri="{28A0092B-C50C-407E-A947-70E740481C1C}">
                           <a14:useLocalDpi xmlns:a14="http://schemas.microsoft.com/office/drawing/2010/main" val="0"/>
@@ -3604,6 +3888,9 @@
         </w:drawing>
       </w:r>
       <w:r>
+        <w:rPr>
+          <w:noProof/>
+        </w:rPr>
         <w:drawing>
           <wp:anchor distT="0" distB="0" distL="114300" distR="114300" simplePos="0" relativeHeight="251679744" behindDoc="1" locked="0" layoutInCell="1" allowOverlap="1" wp14:anchorId="13996B99" wp14:editId="35753522">
             <wp:simplePos x="0" y="0"/>
@@ -3636,7 +3923,7 @@
                     <pic:cNvPicPr/>
                   </pic:nvPicPr>
                   <pic:blipFill>
-                    <a:blip r:embed="rId61">
+                    <a:blip r:embed="rId63">
                       <a:extLst>
                         <a:ext uri="{28A0092B-C50C-407E-A947-70E740481C1C}">
                           <a14:useLocalDpi xmlns:a14="http://schemas.microsoft.com/office/drawing/2010/main" val="0"/>
@@ -3676,8 +3963,11 @@
         </w:tabs>
       </w:pPr>
       <w:r>
-        <w:drawing>
-          <wp:anchor distT="0" distB="0" distL="114300" distR="114300" simplePos="0" relativeHeight="251687936" behindDoc="1" locked="0" layoutInCell="1" allowOverlap="1" wp14:anchorId="3FE4CE07" wp14:editId="277AC3E5">
+        <w:rPr>
+          <w:noProof/>
+        </w:rPr>
+        <w:drawing>
+          <wp:anchor distT="0" distB="0" distL="114300" distR="114300" simplePos="0" relativeHeight="251687936" behindDoc="1" locked="0" layoutInCell="1" allowOverlap="1" wp14:anchorId="3FE4CE07" wp14:editId="6922DF4D">
             <wp:simplePos x="0" y="0"/>
             <wp:positionH relativeFrom="margin">
               <wp:align>center</wp:align>
@@ -3708,7 +3998,7 @@
                     <pic:cNvPicPr/>
                   </pic:nvPicPr>
                   <pic:blipFill>
-                    <a:blip r:embed="rId62" cstate="print">
+                    <a:blip r:embed="rId64" cstate="print">
                       <a:extLst>
                         <a:ext uri="{28A0092B-C50C-407E-A947-70E740481C1C}">
                           <a14:useLocalDpi xmlns:a14="http://schemas.microsoft.com/office/drawing/2010/main" val="0"/>
@@ -3741,8 +4031,11 @@
         </w:drawing>
       </w:r>
       <w:r>
-        <w:drawing>
-          <wp:anchor distT="0" distB="0" distL="114300" distR="114300" simplePos="0" relativeHeight="251686912" behindDoc="1" locked="0" layoutInCell="1" allowOverlap="1" wp14:anchorId="04F95C3A" wp14:editId="7C42BDDD">
+        <w:rPr>
+          <w:noProof/>
+        </w:rPr>
+        <w:drawing>
+          <wp:anchor distT="0" distB="0" distL="114300" distR="114300" simplePos="0" relativeHeight="251686912" behindDoc="1" locked="0" layoutInCell="1" allowOverlap="1" wp14:anchorId="04F95C3A" wp14:editId="3B0C7CF7">
             <wp:simplePos x="0" y="0"/>
             <wp:positionH relativeFrom="margin">
               <wp:posOffset>-828675</wp:posOffset>
@@ -3773,7 +4066,7 @@
                     <pic:cNvPicPr/>
                   </pic:nvPicPr>
                   <pic:blipFill>
-                    <a:blip r:embed="rId63" cstate="print">
+                    <a:blip r:embed="rId65" cstate="print">
                       <a:extLst>
                         <a:ext uri="{28A0092B-C50C-407E-A947-70E740481C1C}">
                           <a14:useLocalDpi xmlns:a14="http://schemas.microsoft.com/office/drawing/2010/main" val="0"/>
@@ -3806,6 +4099,9 @@
         </w:drawing>
       </w:r>
       <w:r>
+        <w:rPr>
+          <w:noProof/>
+        </w:rPr>
         <w:drawing>
           <wp:anchor distT="0" distB="0" distL="114300" distR="114300" simplePos="0" relativeHeight="251683840" behindDoc="1" locked="0" layoutInCell="1" allowOverlap="1" wp14:anchorId="4D1C3564" wp14:editId="7B68BDB5">
             <wp:simplePos x="0" y="0"/>
@@ -3838,7 +4134,7 @@
                     <pic:cNvPicPr/>
                   </pic:nvPicPr>
                   <pic:blipFill>
-                    <a:blip r:embed="rId64" cstate="print">
+                    <a:blip r:embed="rId66" cstate="print">
                       <a:extLst>
                         <a:ext uri="{28A0092B-C50C-407E-A947-70E740481C1C}">
                           <a14:useLocalDpi xmlns:a14="http://schemas.microsoft.com/office/drawing/2010/main" val="0"/>
@@ -3875,9 +4171,10 @@
       </w:r>
     </w:p>
     <w:sectPr>
-      <w:headerReference w:type="default" r:id="rId65"/>
-      <w:headerReference w:type="first" r:id="rId66"/>
-      <w:footerReference w:type="first" r:id="rId67"/>
+      <w:headerReference w:type="default" r:id="rId67"/>
+      <w:footerReference w:type="default" r:id="rId68"/>
+      <w:headerReference w:type="first" r:id="rId69"/>
+      <w:footerReference w:type="first" r:id="rId70"/>
       <w:pgSz w:w="12240" w:h="15840"/>
       <w:pgMar w:top="1440" w:right="1440" w:bottom="1440" w:left="1440" w:header="720" w:footer="720" w:gutter="0"/>
       <w:cols w:space="720"/>
@@ -3921,26 +4218,26 @@
     </w:pPr>
     <w:r>
       <w:drawing>
-        <wp:anchor distT="0" distB="0" distL="114300" distR="114300" simplePos="0" relativeHeight="251667456" behindDoc="1" locked="0" layoutInCell="1" allowOverlap="1" wp14:anchorId="51CC0778" wp14:editId="1D0697E8">
+        <wp:anchor distT="0" distB="0" distL="114300" distR="114300" simplePos="0" relativeHeight="251667456" behindDoc="1" locked="0" layoutInCell="1" allowOverlap="1" wp14:anchorId="74258B29" wp14:editId="3603637D">
           <wp:simplePos x="0" y="0"/>
           <wp:positionH relativeFrom="margin">
-            <wp:posOffset>3864215</wp:posOffset>
+            <wp:posOffset>4603860</wp:posOffset>
           </wp:positionH>
           <wp:positionV relativeFrom="paragraph">
-            <wp:posOffset>-296749</wp:posOffset>
+            <wp:posOffset>-279400</wp:posOffset>
           </wp:positionV>
-          <wp:extent cx="2363470" cy="775335"/>
-          <wp:effectExtent l="0" t="0" r="0" b="5715"/>
+          <wp:extent cx="1526540" cy="286385"/>
+          <wp:effectExtent l="0" t="0" r="0" b="0"/>
           <wp:wrapTight wrapText="bothSides">
             <wp:wrapPolygon edited="0">
               <wp:start x="0" y="0"/>
-              <wp:lineTo x="0" y="21229"/>
-              <wp:lineTo x="21414" y="21229"/>
-              <wp:lineTo x="21414" y="0"/>
+              <wp:lineTo x="0" y="20115"/>
+              <wp:lineTo x="21295" y="20115"/>
+              <wp:lineTo x="21295" y="0"/>
               <wp:lineTo x="0" y="0"/>
             </wp:wrapPolygon>
           </wp:wrapTight>
-          <wp:docPr id="2082516533" name="Picture 1" descr="A blue background with white text&#10;&#10;Description automatically generated"/>
+          <wp:docPr id="2136945407" name="Picture 1" descr="A close up of words&#10;&#10;Description automatically generated"/>
           <wp:cNvGraphicFramePr>
             <a:graphicFrameLocks xmlns:a="http://schemas.openxmlformats.org/drawingml/2006/main" noChangeAspect="1"/>
           </wp:cNvGraphicFramePr>
@@ -3948,7 +4245,7 @@
             <a:graphicData uri="http://schemas.openxmlformats.org/drawingml/2006/picture">
               <pic:pic xmlns:pic="http://schemas.openxmlformats.org/drawingml/2006/picture">
                 <pic:nvPicPr>
-                  <pic:cNvPr id="2082516533" name="Picture 1" descr="A blue background with white text&#10;&#10;Description automatically generated"/>
+                  <pic:cNvPr id="2136945407" name="Picture 1" descr="A close up of words&#10;&#10;Description automatically generated"/>
                   <pic:cNvPicPr/>
                 </pic:nvPicPr>
                 <pic:blipFill>
@@ -3966,7 +4263,7 @@
                 <pic:spPr>
                   <a:xfrm>
                     <a:off x="0" y="0"/>
-                    <a:ext cx="2363470" cy="775335"/>
+                    <a:ext cx="1526540" cy="286385"/>
                   </a:xfrm>
                   <a:prstGeom prst="rect">
                     <a:avLst/>
@@ -3986,26 +4283,26 @@
     </w:r>
     <w:r>
       <w:drawing>
-        <wp:anchor distT="0" distB="0" distL="114300" distR="114300" simplePos="0" relativeHeight="251666432" behindDoc="1" locked="0" layoutInCell="1" allowOverlap="1" wp14:anchorId="4710CC19" wp14:editId="5B00B462">
+        <wp:anchor distT="0" distB="0" distL="114300" distR="114300" simplePos="0" relativeHeight="251666432" behindDoc="1" locked="0" layoutInCell="1" allowOverlap="1" wp14:anchorId="29A26BB3" wp14:editId="3350116A">
           <wp:simplePos x="0" y="0"/>
-          <wp:positionH relativeFrom="margin">
-            <wp:posOffset>1584385</wp:posOffset>
+          <wp:positionH relativeFrom="column">
+            <wp:posOffset>2752531</wp:posOffset>
           </wp:positionH>
           <wp:positionV relativeFrom="paragraph">
-            <wp:posOffset>-262362</wp:posOffset>
+            <wp:posOffset>-291106</wp:posOffset>
           </wp:positionV>
-          <wp:extent cx="1621155" cy="866775"/>
-          <wp:effectExtent l="0" t="0" r="0" b="9525"/>
+          <wp:extent cx="1852930" cy="301625"/>
+          <wp:effectExtent l="0" t="0" r="0" b="3175"/>
           <wp:wrapTight wrapText="bothSides">
             <wp:wrapPolygon edited="0">
               <wp:start x="0" y="0"/>
-              <wp:lineTo x="0" y="21363"/>
-              <wp:lineTo x="21321" y="21363"/>
-              <wp:lineTo x="21321" y="0"/>
+              <wp:lineTo x="0" y="20463"/>
+              <wp:lineTo x="21319" y="20463"/>
+              <wp:lineTo x="21319" y="0"/>
               <wp:lineTo x="0" y="0"/>
             </wp:wrapPolygon>
           </wp:wrapTight>
-          <wp:docPr id="49626040" name="Picture 1" descr="A blue and white text&#10;&#10;Description automatically generated"/>
+          <wp:docPr id="1683386209" name="Picture 1" descr="A close up of a text&#10;&#10;Description automatically generated"/>
           <wp:cNvGraphicFramePr>
             <a:graphicFrameLocks xmlns:a="http://schemas.openxmlformats.org/drawingml/2006/main" noChangeAspect="1"/>
           </wp:cNvGraphicFramePr>
@@ -4013,7 +4310,7 @@
             <a:graphicData uri="http://schemas.openxmlformats.org/drawingml/2006/picture">
               <pic:pic xmlns:pic="http://schemas.openxmlformats.org/drawingml/2006/picture">
                 <pic:nvPicPr>
-                  <pic:cNvPr id="49626040" name="Picture 1" descr="A blue and white text&#10;&#10;Description automatically generated"/>
+                  <pic:cNvPr id="1683386209" name="Picture 1" descr="A close up of a text&#10;&#10;Description automatically generated"/>
                   <pic:cNvPicPr/>
                 </pic:nvPicPr>
                 <pic:blipFill>
@@ -4031,7 +4328,7 @@
                 <pic:spPr>
                   <a:xfrm>
                     <a:off x="0" y="0"/>
-                    <a:ext cx="1621155" cy="866775"/>
+                    <a:ext cx="1852930" cy="301625"/>
                   </a:xfrm>
                   <a:prstGeom prst="rect">
                     <a:avLst/>
@@ -4051,26 +4348,26 @@
     </w:r>
     <w:r>
       <w:drawing>
-        <wp:anchor distT="0" distB="0" distL="114300" distR="114300" simplePos="0" relativeHeight="251665408" behindDoc="1" locked="0" layoutInCell="1" allowOverlap="1" wp14:anchorId="76175FCA" wp14:editId="7924FE89">
+        <wp:anchor distT="0" distB="0" distL="114300" distR="114300" simplePos="0" relativeHeight="251664384" behindDoc="1" locked="0" layoutInCell="1" allowOverlap="1" wp14:anchorId="409E21D5" wp14:editId="7EF2B0E8">
           <wp:simplePos x="0" y="0"/>
           <wp:positionH relativeFrom="margin">
-            <wp:posOffset>-741872</wp:posOffset>
+            <wp:posOffset>-850790</wp:posOffset>
           </wp:positionH>
           <wp:positionV relativeFrom="paragraph">
-            <wp:posOffset>-655416</wp:posOffset>
+            <wp:posOffset>-291078</wp:posOffset>
           </wp:positionV>
-          <wp:extent cx="2282825" cy="739140"/>
-          <wp:effectExtent l="0" t="0" r="3175" b="3810"/>
+          <wp:extent cx="3609975" cy="452755"/>
+          <wp:effectExtent l="0" t="0" r="9525" b="4445"/>
           <wp:wrapTight wrapText="bothSides">
             <wp:wrapPolygon edited="0">
               <wp:start x="0" y="0"/>
-              <wp:lineTo x="0" y="21155"/>
-              <wp:lineTo x="21450" y="21155"/>
-              <wp:lineTo x="21450" y="0"/>
+              <wp:lineTo x="0" y="20903"/>
+              <wp:lineTo x="21543" y="20903"/>
+              <wp:lineTo x="21543" y="0"/>
               <wp:lineTo x="0" y="0"/>
             </wp:wrapPolygon>
           </wp:wrapTight>
-          <wp:docPr id="1149070778" name="Picture 1" descr="A close up of text&#10;&#10;Description automatically generated"/>
+          <wp:docPr id="675426720" name="Picture 1" descr="A white box with black text&#10;&#10;Description automatically generated"/>
           <wp:cNvGraphicFramePr>
             <a:graphicFrameLocks xmlns:a="http://schemas.openxmlformats.org/drawingml/2006/main" noChangeAspect="1"/>
           </wp:cNvGraphicFramePr>
@@ -4078,7 +4375,7 @@
             <a:graphicData uri="http://schemas.openxmlformats.org/drawingml/2006/picture">
               <pic:pic xmlns:pic="http://schemas.openxmlformats.org/drawingml/2006/picture">
                 <pic:nvPicPr>
-                  <pic:cNvPr id="1149070778" name="Picture 1" descr="A close up of text&#10;&#10;Description automatically generated"/>
+                  <pic:cNvPr id="675426720" name="Picture 1" descr="A white box with black text&#10;&#10;Description automatically generated"/>
                   <pic:cNvPicPr/>
                 </pic:nvPicPr>
                 <pic:blipFill>
@@ -4096,7 +4393,7 @@
                 <pic:spPr>
                   <a:xfrm>
                     <a:off x="0" y="0"/>
-                    <a:ext cx="2282825" cy="739140"/>
+                    <a:ext cx="3609975" cy="452755"/>
                   </a:xfrm>
                   <a:prstGeom prst="rect">
                     <a:avLst/>
@@ -4118,6 +4415,349 @@
 </w:ftr>
 </file>
 
+<file path=word/footer2.xml><?xml version="1.0" encoding="utf-8"?>
+<w:ftr xmlns:wpc="http://schemas.microsoft.com/office/word/2010/wordprocessingCanvas" xmlns:cx="http://schemas.microsoft.com/office/drawing/2014/chartex" xmlns:cx1="http://schemas.microsoft.com/office/drawing/2015/9/8/chartex" xmlns:cx2="http://schemas.microsoft.com/office/drawing/2015/10/21/chartex" xmlns:cx3="http://schemas.microsoft.com/office/drawing/2016/5/9/chartex" xmlns:cx4="http://schemas.microsoft.com/office/drawing/2016/5/10/chartex" xmlns:cx5="http://schemas.microsoft.com/office/drawing/2016/5/11/chartex" xmlns:cx6="http://schemas.microsoft.com/office/drawing/2016/5/12/chartex" xmlns:cx7="http://schemas.microsoft.com/office/drawing/2016/5/13/chartex" xmlns:cx8="http://schemas.microsoft.com/office/drawing/2016/5/14/chartex" xmlns:mc="http://schemas.openxmlformats.org/markup-compatibility/2006" xmlns:aink="http://schemas.microsoft.com/office/drawing/2016/ink" xmlns:am3d="http://schemas.microsoft.com/office/drawing/2017/model3d" xmlns:o="urn:schemas-microsoft-com:office:office" xmlns:oel="http://schemas.microsoft.com/office/2019/extlst" xmlns:r="http://schemas.openxmlformats.org/officeDocument/2006/relationships" xmlns:m="http://schemas.openxmlformats.org/officeDocument/2006/math" xmlns:v="urn:schemas-microsoft-com:vml" xmlns:wp14="http://schemas.microsoft.com/office/word/2010/wordprocessingDrawing" xmlns:wp="http://schemas.openxmlformats.org/drawingml/2006/wordprocessingDrawing" xmlns:w10="urn:schemas-microsoft-com:office:word" xmlns:w="http://schemas.openxmlformats.org/wordprocessingml/2006/main" xmlns:w14="http://schemas.microsoft.com/office/word/2010/wordml" xmlns:w15="http://schemas.microsoft.com/office/word/2012/wordml" xmlns:w16cex="http://schemas.microsoft.com/office/word/2018/wordml/cex" xmlns:w16cid="http://schemas.microsoft.com/office/word/2016/wordml/cid" xmlns:w16="http://schemas.microsoft.com/office/word/2018/wordml" xmlns:w16sdtdh="http://schemas.microsoft.com/office/word/2020/wordml/sdtdatahash" xmlns:w16se="http://schemas.microsoft.com/office/word/2015/wordml/symex" xmlns:wpg="http://schemas.microsoft.com/office/word/2010/wordprocessingGroup" xmlns:wpi="http://schemas.microsoft.com/office/word/2010/wordprocessingInk" xmlns:wne="http://schemas.microsoft.com/office/word/2006/wordml" xmlns:wps="http://schemas.microsoft.com/office/word/2010/wordprocessingShape" mc:Ignorable="w14 w15 w16se w16cid w16 w16cex w16sdtdh wp14">
+  <w:p>
+    <w:pPr>
+      <w:pStyle w:val="Footer"/>
+      <w:tabs>
+        <w:tab w:val="clear" w:pos="4680"/>
+        <w:tab w:val="clear" w:pos="9360"/>
+        <w:tab w:val="center" w:pos="1988"/>
+      </w:tabs>
+    </w:pPr>
+    <w:r>
+      <w:drawing>
+        <wp:anchor distT="0" distB="0" distL="114300" distR="114300" simplePos="0" relativeHeight="251673600" behindDoc="1" locked="0" layoutInCell="1" allowOverlap="1" wp14:anchorId="2A19BECC" wp14:editId="22C352D5">
+          <wp:simplePos x="0" y="0"/>
+          <wp:positionH relativeFrom="margin">
+            <wp:posOffset>-803082</wp:posOffset>
+          </wp:positionH>
+          <wp:positionV relativeFrom="paragraph">
+            <wp:posOffset>-8393</wp:posOffset>
+          </wp:positionV>
+          <wp:extent cx="1375410" cy="259080"/>
+          <wp:effectExtent l="0" t="0" r="0" b="7620"/>
+          <wp:wrapTight wrapText="bothSides">
+            <wp:wrapPolygon edited="0">
+              <wp:start x="0" y="0"/>
+              <wp:lineTo x="0" y="20647"/>
+              <wp:lineTo x="21241" y="20647"/>
+              <wp:lineTo x="21241" y="0"/>
+              <wp:lineTo x="0" y="0"/>
+            </wp:wrapPolygon>
+          </wp:wrapTight>
+          <wp:docPr id="64274475" name="Picture 1" descr="A green and white background with black text&#10;&#10;Description automatically generated"/>
+          <wp:cNvGraphicFramePr>
+            <a:graphicFrameLocks xmlns:a="http://schemas.openxmlformats.org/drawingml/2006/main" noChangeAspect="1"/>
+          </wp:cNvGraphicFramePr>
+          <a:graphic xmlns:a="http://schemas.openxmlformats.org/drawingml/2006/main">
+            <a:graphicData uri="http://schemas.openxmlformats.org/drawingml/2006/picture">
+              <pic:pic xmlns:pic="http://schemas.openxmlformats.org/drawingml/2006/picture">
+                <pic:nvPicPr>
+                  <pic:cNvPr id="64274475" name="Picture 1" descr="A green and white background with black text&#10;&#10;Description automatically generated"/>
+                  <pic:cNvPicPr/>
+                </pic:nvPicPr>
+                <pic:blipFill>
+                  <a:blip r:embed="rId1">
+                    <a:extLst>
+                      <a:ext uri="{28A0092B-C50C-407E-A947-70E740481C1C}">
+                        <a14:useLocalDpi xmlns:a14="http://schemas.microsoft.com/office/drawing/2010/main" val="0"/>
+                      </a:ext>
+                    </a:extLst>
+                  </a:blip>
+                  <a:stretch>
+                    <a:fillRect/>
+                  </a:stretch>
+                </pic:blipFill>
+                <pic:spPr>
+                  <a:xfrm>
+                    <a:off x="0" y="0"/>
+                    <a:ext cx="1375410" cy="259080"/>
+                  </a:xfrm>
+                  <a:prstGeom prst="rect">
+                    <a:avLst/>
+                  </a:prstGeom>
+                </pic:spPr>
+              </pic:pic>
+            </a:graphicData>
+          </a:graphic>
+          <wp14:sizeRelH relativeFrom="margin">
+            <wp14:pctWidth>0</wp14:pctWidth>
+          </wp14:sizeRelH>
+          <wp14:sizeRelV relativeFrom="margin">
+            <wp14:pctHeight>0</wp14:pctHeight>
+          </wp14:sizeRelV>
+        </wp:anchor>
+      </w:drawing>
+    </w:r>
+    <w:r>
+      <w:drawing>
+        <wp:anchor distT="0" distB="0" distL="114300" distR="114300" simplePos="0" relativeHeight="251672576" behindDoc="1" locked="0" layoutInCell="1" allowOverlap="1" wp14:anchorId="14F00F5E" wp14:editId="5ECE71DD">
+          <wp:simplePos x="0" y="0"/>
+          <wp:positionH relativeFrom="margin">
+            <wp:posOffset>747395</wp:posOffset>
+          </wp:positionH>
+          <wp:positionV relativeFrom="paragraph">
+            <wp:posOffset>-294640</wp:posOffset>
+          </wp:positionV>
+          <wp:extent cx="1868170" cy="244475"/>
+          <wp:effectExtent l="0" t="0" r="0" b="3175"/>
+          <wp:wrapTight wrapText="bothSides">
+            <wp:wrapPolygon edited="0">
+              <wp:start x="0" y="0"/>
+              <wp:lineTo x="0" y="20197"/>
+              <wp:lineTo x="21365" y="20197"/>
+              <wp:lineTo x="21365" y="0"/>
+              <wp:lineTo x="0" y="0"/>
+            </wp:wrapPolygon>
+          </wp:wrapTight>
+          <wp:docPr id="927994389" name="Picture 1" descr="A close up of a sign&#10;&#10;Description automatically generated"/>
+          <wp:cNvGraphicFramePr>
+            <a:graphicFrameLocks xmlns:a="http://schemas.openxmlformats.org/drawingml/2006/main" noChangeAspect="1"/>
+          </wp:cNvGraphicFramePr>
+          <a:graphic xmlns:a="http://schemas.openxmlformats.org/drawingml/2006/main">
+            <a:graphicData uri="http://schemas.openxmlformats.org/drawingml/2006/picture">
+              <pic:pic xmlns:pic="http://schemas.openxmlformats.org/drawingml/2006/picture">
+                <pic:nvPicPr>
+                  <pic:cNvPr id="927994389" name="Picture 1" descr="A close up of a sign&#10;&#10;Description automatically generated"/>
+                  <pic:cNvPicPr/>
+                </pic:nvPicPr>
+                <pic:blipFill>
+                  <a:blip r:embed="rId2">
+                    <a:extLst>
+                      <a:ext uri="{28A0092B-C50C-407E-A947-70E740481C1C}">
+                        <a14:useLocalDpi xmlns:a14="http://schemas.microsoft.com/office/drawing/2010/main" val="0"/>
+                      </a:ext>
+                    </a:extLst>
+                  </a:blip>
+                  <a:stretch>
+                    <a:fillRect/>
+                  </a:stretch>
+                </pic:blipFill>
+                <pic:spPr>
+                  <a:xfrm>
+                    <a:off x="0" y="0"/>
+                    <a:ext cx="1868170" cy="244475"/>
+                  </a:xfrm>
+                  <a:prstGeom prst="rect">
+                    <a:avLst/>
+                  </a:prstGeom>
+                </pic:spPr>
+              </pic:pic>
+            </a:graphicData>
+          </a:graphic>
+          <wp14:sizeRelH relativeFrom="margin">
+            <wp14:pctWidth>0</wp14:pctWidth>
+          </wp14:sizeRelH>
+          <wp14:sizeRelV relativeFrom="margin">
+            <wp14:pctHeight>0</wp14:pctHeight>
+          </wp14:sizeRelV>
+        </wp:anchor>
+      </w:drawing>
+    </w:r>
+    <w:r>
+      <w:drawing>
+        <wp:anchor distT="0" distB="0" distL="114300" distR="114300" simplePos="0" relativeHeight="251671552" behindDoc="1" locked="0" layoutInCell="1" allowOverlap="1" wp14:anchorId="5DBB169E" wp14:editId="764642EA">
+          <wp:simplePos x="0" y="0"/>
+          <wp:positionH relativeFrom="margin">
+            <wp:posOffset>-834887</wp:posOffset>
+          </wp:positionH>
+          <wp:positionV relativeFrom="paragraph">
+            <wp:posOffset>-318273</wp:posOffset>
+          </wp:positionV>
+          <wp:extent cx="1629410" cy="273685"/>
+          <wp:effectExtent l="0" t="0" r="8890" b="0"/>
+          <wp:wrapTight wrapText="bothSides">
+            <wp:wrapPolygon edited="0">
+              <wp:start x="0" y="0"/>
+              <wp:lineTo x="0" y="19545"/>
+              <wp:lineTo x="21465" y="19545"/>
+              <wp:lineTo x="21465" y="0"/>
+              <wp:lineTo x="0" y="0"/>
+            </wp:wrapPolygon>
+          </wp:wrapTight>
+          <wp:docPr id="1699518292" name="Picture 1" descr="A green and black text&#10;&#10;Description automatically generated"/>
+          <wp:cNvGraphicFramePr>
+            <a:graphicFrameLocks xmlns:a="http://schemas.openxmlformats.org/drawingml/2006/main" noChangeAspect="1"/>
+          </wp:cNvGraphicFramePr>
+          <a:graphic xmlns:a="http://schemas.openxmlformats.org/drawingml/2006/main">
+            <a:graphicData uri="http://schemas.openxmlformats.org/drawingml/2006/picture">
+              <pic:pic xmlns:pic="http://schemas.openxmlformats.org/drawingml/2006/picture">
+                <pic:nvPicPr>
+                  <pic:cNvPr id="1699518292" name="Picture 1" descr="A green and black text&#10;&#10;Description automatically generated"/>
+                  <pic:cNvPicPr/>
+                </pic:nvPicPr>
+                <pic:blipFill>
+                  <a:blip r:embed="rId3">
+                    <a:extLst>
+                      <a:ext uri="{28A0092B-C50C-407E-A947-70E740481C1C}">
+                        <a14:useLocalDpi xmlns:a14="http://schemas.microsoft.com/office/drawing/2010/main" val="0"/>
+                      </a:ext>
+                    </a:extLst>
+                  </a:blip>
+                  <a:stretch>
+                    <a:fillRect/>
+                  </a:stretch>
+                </pic:blipFill>
+                <pic:spPr>
+                  <a:xfrm>
+                    <a:off x="0" y="0"/>
+                    <a:ext cx="1629410" cy="273685"/>
+                  </a:xfrm>
+                  <a:prstGeom prst="rect">
+                    <a:avLst/>
+                  </a:prstGeom>
+                </pic:spPr>
+              </pic:pic>
+            </a:graphicData>
+          </a:graphic>
+          <wp14:sizeRelH relativeFrom="margin">
+            <wp14:pctWidth>0</wp14:pctWidth>
+          </wp14:sizeRelH>
+          <wp14:sizeRelV relativeFrom="margin">
+            <wp14:pctHeight>0</wp14:pctHeight>
+          </wp14:sizeRelV>
+        </wp:anchor>
+      </w:drawing>
+    </w:r>
+    <w:r>
+      <w:drawing>
+        <wp:anchor distT="0" distB="0" distL="114300" distR="114300" simplePos="0" relativeHeight="251670528" behindDoc="1" locked="0" layoutInCell="1" allowOverlap="1" wp14:anchorId="2FE3D4DF" wp14:editId="520C49B6">
+          <wp:simplePos x="0" y="0"/>
+          <wp:positionH relativeFrom="margin">
+            <wp:posOffset>2639695</wp:posOffset>
+          </wp:positionH>
+          <wp:positionV relativeFrom="paragraph">
+            <wp:posOffset>-636270</wp:posOffset>
+          </wp:positionV>
+          <wp:extent cx="1924050" cy="766445"/>
+          <wp:effectExtent l="0" t="0" r="0" b="0"/>
+          <wp:wrapTight wrapText="bothSides">
+            <wp:wrapPolygon edited="0">
+              <wp:start x="0" y="0"/>
+              <wp:lineTo x="0" y="20938"/>
+              <wp:lineTo x="21386" y="20938"/>
+              <wp:lineTo x="21386" y="0"/>
+              <wp:lineTo x="0" y="0"/>
+            </wp:wrapPolygon>
+          </wp:wrapTight>
+          <wp:docPr id="2040963643" name="Picture 1" descr="A close-up of a document&#10;&#10;Description automatically generated"/>
+          <wp:cNvGraphicFramePr>
+            <a:graphicFrameLocks xmlns:a="http://schemas.openxmlformats.org/drawingml/2006/main" noChangeAspect="1"/>
+          </wp:cNvGraphicFramePr>
+          <a:graphic xmlns:a="http://schemas.openxmlformats.org/drawingml/2006/main">
+            <a:graphicData uri="http://schemas.openxmlformats.org/drawingml/2006/picture">
+              <pic:pic xmlns:pic="http://schemas.openxmlformats.org/drawingml/2006/picture">
+                <pic:nvPicPr>
+                  <pic:cNvPr id="2040963643" name="Picture 1" descr="A close-up of a document&#10;&#10;Description automatically generated"/>
+                  <pic:cNvPicPr/>
+                </pic:nvPicPr>
+                <pic:blipFill>
+                  <a:blip r:embed="rId4">
+                    <a:extLst>
+                      <a:ext uri="{28A0092B-C50C-407E-A947-70E740481C1C}">
+                        <a14:useLocalDpi xmlns:a14="http://schemas.microsoft.com/office/drawing/2010/main" val="0"/>
+                      </a:ext>
+                    </a:extLst>
+                  </a:blip>
+                  <a:stretch>
+                    <a:fillRect/>
+                  </a:stretch>
+                </pic:blipFill>
+                <pic:spPr>
+                  <a:xfrm>
+                    <a:off x="0" y="0"/>
+                    <a:ext cx="1924050" cy="766445"/>
+                  </a:xfrm>
+                  <a:prstGeom prst="rect">
+                    <a:avLst/>
+                  </a:prstGeom>
+                </pic:spPr>
+              </pic:pic>
+            </a:graphicData>
+          </a:graphic>
+          <wp14:sizeRelH relativeFrom="margin">
+            <wp14:pctWidth>0</wp14:pctWidth>
+          </wp14:sizeRelH>
+          <wp14:sizeRelV relativeFrom="margin">
+            <wp14:pctHeight>0</wp14:pctHeight>
+          </wp14:sizeRelV>
+        </wp:anchor>
+      </w:drawing>
+    </w:r>
+    <w:r>
+      <w:drawing>
+        <wp:anchor distT="0" distB="0" distL="114300" distR="114300" simplePos="0" relativeHeight="251669504" behindDoc="1" locked="0" layoutInCell="1" allowOverlap="1" wp14:anchorId="1BFE9FE1" wp14:editId="2CA062FE">
+          <wp:simplePos x="0" y="0"/>
+          <wp:positionH relativeFrom="page">
+            <wp:posOffset>5501695</wp:posOffset>
+          </wp:positionH>
+          <wp:positionV relativeFrom="paragraph">
+            <wp:posOffset>-795434</wp:posOffset>
+          </wp:positionV>
+          <wp:extent cx="1713865" cy="882015"/>
+          <wp:effectExtent l="0" t="0" r="635" b="0"/>
+          <wp:wrapTight wrapText="bothSides">
+            <wp:wrapPolygon edited="0">
+              <wp:start x="0" y="0"/>
+              <wp:lineTo x="0" y="20994"/>
+              <wp:lineTo x="21368" y="20994"/>
+              <wp:lineTo x="21368" y="0"/>
+              <wp:lineTo x="0" y="0"/>
+            </wp:wrapPolygon>
+          </wp:wrapTight>
+          <wp:docPr id="1598063803" name="Picture 1" descr="A screenshot of a computer program&#10;&#10;Description automatically generated"/>
+          <wp:cNvGraphicFramePr>
+            <a:graphicFrameLocks xmlns:a="http://schemas.openxmlformats.org/drawingml/2006/main" noChangeAspect="1"/>
+          </wp:cNvGraphicFramePr>
+          <a:graphic xmlns:a="http://schemas.openxmlformats.org/drawingml/2006/main">
+            <a:graphicData uri="http://schemas.openxmlformats.org/drawingml/2006/picture">
+              <pic:pic xmlns:pic="http://schemas.openxmlformats.org/drawingml/2006/picture">
+                <pic:nvPicPr>
+                  <pic:cNvPr id="1598063803" name="Picture 1" descr="A screenshot of a computer program&#10;&#10;Description automatically generated"/>
+                  <pic:cNvPicPr/>
+                </pic:nvPicPr>
+                <pic:blipFill>
+                  <a:blip r:embed="rId5">
+                    <a:extLst>
+                      <a:ext uri="{28A0092B-C50C-407E-A947-70E740481C1C}">
+                        <a14:useLocalDpi xmlns:a14="http://schemas.microsoft.com/office/drawing/2010/main" val="0"/>
+                      </a:ext>
+                    </a:extLst>
+                  </a:blip>
+                  <a:stretch>
+                    <a:fillRect/>
+                  </a:stretch>
+                </pic:blipFill>
+                <pic:spPr>
+                  <a:xfrm>
+                    <a:off x="0" y="0"/>
+                    <a:ext cx="1713865" cy="882015"/>
+                  </a:xfrm>
+                  <a:prstGeom prst="rect">
+                    <a:avLst/>
+                  </a:prstGeom>
+                </pic:spPr>
+              </pic:pic>
+            </a:graphicData>
+          </a:graphic>
+          <wp14:sizeRelH relativeFrom="margin">
+            <wp14:pctWidth>0</wp14:pctWidth>
+          </wp14:sizeRelH>
+          <wp14:sizeRelV relativeFrom="margin">
+            <wp14:pctHeight>0</wp14:pctHeight>
+          </wp14:sizeRelV>
+        </wp:anchor>
+      </w:drawing>
+    </w:r>
+    <w:r>
+      <w:tab/>
+    </w:r>
+  </w:p>
+</w:ftr>
+</file>
+
 <file path=word/footnotes.xml><?xml version="1.0" encoding="utf-8"?>
 <w:footnotes xmlns:wpc="http://schemas.microsoft.com/office/word/2010/wordprocessingCanvas" xmlns:cx="http://schemas.microsoft.com/office/drawing/2014/chartex" xmlns:cx1="http://schemas.microsoft.com/office/drawing/2015/9/8/chartex" xmlns:cx2="http://schemas.microsoft.com/office/drawing/2015/10/21/chartex" xmlns:cx3="http://schemas.microsoft.com/office/drawing/2016/5/9/chartex" xmlns:cx4="http://schemas.microsoft.com/office/drawing/2016/5/10/chartex" xmlns:cx5="http://schemas.microsoft.com/office/drawing/2016/5/11/chartex" xmlns:cx6="http://schemas.microsoft.com/office/drawing/2016/5/12/chartex" xmlns:cx7="http://schemas.microsoft.com/office/drawing/2016/5/13/chartex" xmlns:cx8="http://schemas.microsoft.com/office/drawing/2016/5/14/chartex" xmlns:mc="http://schemas.openxmlformats.org/markup-compatibility/2006" xmlns:aink="http://schemas.microsoft.com/office/drawing/2016/ink" xmlns:am3d="http://schemas.microsoft.com/office/drawing/2017/model3d" xmlns:o="urn:schemas-microsoft-com:office:office" xmlns:oel="http://schemas.microsoft.com/office/2019/extlst" xmlns:r="http://schemas.openxmlformats.org/officeDocument/2006/relationships" xmlns:m="http://schemas.openxmlformats.org/officeDocument/2006/math" xmlns:v="urn:schemas-microsoft-com:vml" xmlns:wp14="http://schemas.microsoft.com/office/word/2010/wordprocessingDrawing" xmlns:wp="http://schemas.openxmlformats.org/drawingml/2006/wordprocessingDrawing" xmlns:w10="urn:schemas-microsoft-com:office:word" xmlns:w="http://schemas.openxmlformats.org/wordprocessingml/2006/main" xmlns:w14="http://schemas.microsoft.com/office/word/2010/wordml" xmlns:w15="http://schemas.microsoft.com/office/word/2012/wordml" xmlns:w16cex="http://schemas.microsoft.com/office/word/2018/wordml/cex" xmlns:w16cid="http://schemas.microsoft.com/office/word/2016/wordml/cid" xmlns:w16="http://schemas.microsoft.com/office/word/2018/wordml" xmlns:w16sdtdh="http://schemas.microsoft.com/office/word/2020/wordml/sdtdatahash" xmlns:w16se="http://schemas.microsoft.com/office/word/2015/wordml/symex" xmlns:wpg="http://schemas.microsoft.com/office/word/2010/wordprocessingGroup" xmlns:wpi="http://schemas.microsoft.com/office/word/2010/wordprocessingInk" xmlns:wne="http://schemas.microsoft.com/office/word/2006/wordml" xmlns:wps="http://schemas.microsoft.com/office/word/2010/wordprocessingShape" mc:Ignorable="w14 w15 w16se w16cid w16 w16cex w16sdtdh wp14">
   <w:footnote w:type="separator" w:id="-1">
@@ -4155,6 +4795,7 @@
     </w:pPr>
     <w:r>
       <w:rPr>
+        <w:noProof/>
         <w:sz w:val="20"/>
         <w:szCs w:val="20"/>
       </w:rPr>
@@ -4267,26 +4908,26 @@
     </w:pPr>
     <w:r>
       <w:drawing>
-        <wp:anchor distT="0" distB="0" distL="114300" distR="114300" simplePos="0" relativeHeight="251663360" behindDoc="1" locked="0" layoutInCell="1" allowOverlap="1" wp14:anchorId="76BAD1EB" wp14:editId="7DF00124">
+        <wp:anchor distT="0" distB="0" distL="114300" distR="114300" simplePos="0" relativeHeight="251663360" behindDoc="1" locked="0" layoutInCell="1" allowOverlap="1" wp14:anchorId="5E3D2CD2" wp14:editId="7663757E">
           <wp:simplePos x="0" y="0"/>
-          <wp:positionH relativeFrom="page">
-            <wp:posOffset>4391025</wp:posOffset>
+          <wp:positionH relativeFrom="margin">
+            <wp:posOffset>3514394</wp:posOffset>
           </wp:positionH>
           <wp:positionV relativeFrom="paragraph">
-            <wp:posOffset>361950</wp:posOffset>
+            <wp:posOffset>226529</wp:posOffset>
           </wp:positionV>
-          <wp:extent cx="3219450" cy="261620"/>
-          <wp:effectExtent l="0" t="0" r="0" b="5080"/>
+          <wp:extent cx="1784350" cy="516255"/>
+          <wp:effectExtent l="0" t="0" r="6350" b="0"/>
           <wp:wrapTight wrapText="bothSides">
             <wp:wrapPolygon edited="0">
               <wp:start x="0" y="0"/>
-              <wp:lineTo x="0" y="20447"/>
-              <wp:lineTo x="21472" y="20447"/>
-              <wp:lineTo x="21472" y="0"/>
+              <wp:lineTo x="0" y="20723"/>
+              <wp:lineTo x="21446" y="20723"/>
+              <wp:lineTo x="21446" y="0"/>
               <wp:lineTo x="0" y="0"/>
             </wp:wrapPolygon>
           </wp:wrapTight>
-          <wp:docPr id="572147026" name="Picture 1"/>
+          <wp:docPr id="479272706" name="Picture 1" descr="White text on a black background&#10;&#10;Description automatically generated"/>
           <wp:cNvGraphicFramePr>
             <a:graphicFrameLocks xmlns:a="http://schemas.openxmlformats.org/drawingml/2006/main" noChangeAspect="1"/>
           </wp:cNvGraphicFramePr>
@@ -4294,7 +4935,7 @@
             <a:graphicData uri="http://schemas.openxmlformats.org/drawingml/2006/picture">
               <pic:pic xmlns:pic="http://schemas.openxmlformats.org/drawingml/2006/picture">
                 <pic:nvPicPr>
-                  <pic:cNvPr id="572147026" name=""/>
+                  <pic:cNvPr id="479272706" name="Picture 1" descr="White text on a black background&#10;&#10;Description automatically generated"/>
                   <pic:cNvPicPr/>
                 </pic:nvPicPr>
                 <pic:blipFill>
@@ -4312,7 +4953,7 @@
                 <pic:spPr>
                   <a:xfrm>
                     <a:off x="0" y="0"/>
-                    <a:ext cx="3219450" cy="261620"/>
+                    <a:ext cx="1784350" cy="516255"/>
                   </a:xfrm>
                   <a:prstGeom prst="rect">
                     <a:avLst/>
@@ -4331,8 +4972,11 @@
       </w:drawing>
     </w:r>
     <w:r>
+      <w:rPr>
+        <w:noProof/>
+      </w:rPr>
       <w:drawing>
-        <wp:anchor distT="0" distB="0" distL="114300" distR="114300" simplePos="0" relativeHeight="251662336" behindDoc="1" locked="0" layoutInCell="1" allowOverlap="1" wp14:anchorId="0D8711F4" wp14:editId="7239BC64">
+        <wp:anchor distT="0" distB="0" distL="114300" distR="114300" simplePos="0" relativeHeight="251662336" behindDoc="1" locked="0" layoutInCell="1" allowOverlap="1" wp14:anchorId="0D8711F4" wp14:editId="4CFE080D">
           <wp:simplePos x="0" y="0"/>
           <wp:positionH relativeFrom="margin">
             <wp:posOffset>3495675</wp:posOffset>
@@ -4396,6 +5040,9 @@
       </w:drawing>
     </w:r>
     <w:r>
+      <w:rPr>
+        <w:noProof/>
+      </w:rPr>
       <w:drawing>
         <wp:anchor distT="0" distB="0" distL="114300" distR="114300" simplePos="0" relativeHeight="251661312" behindDoc="1" locked="0" layoutInCell="1" allowOverlap="1" wp14:anchorId="2F5D1A4F" wp14:editId="719B31CE">
           <wp:simplePos x="0" y="0"/>
@@ -4461,6 +5108,9 @@
       </w:drawing>
     </w:r>
     <w:r>
+      <w:rPr>
+        <w:noProof/>
+      </w:rPr>
       <w:drawing>
         <wp:anchor distT="0" distB="0" distL="114300" distR="114300" simplePos="0" relativeHeight="251660288" behindDoc="1" locked="0" layoutInCell="1" allowOverlap="1" wp14:anchorId="7191144A" wp14:editId="7F279BFB">
           <wp:simplePos x="0" y="0"/>
